--- a/6-过程管理/运行记录类文件/060202-过程框架设计会议纪要.docx
+++ b/6-过程管理/运行记录类文件/060202-过程框架设计会议纪要.docx
@@ -1,7 +1,6 @@
 
 <file path=word/document.xml><?xml version="1.0" encoding="utf-8"?>
-<w:document xmlns:wpc="http://schemas.microsoft.com/office/word/2010/wordprocessingCanvas" xmlns:mc="http://schemas.openxmlformats.org/markup-compatibility/2006" xmlns:o="urn:schemas-microsoft-com:office:office" xmlns:r="http://schemas.openxmlformats.org/officeDocument/2006/relationships" xmlns:m="http://schemas.openxmlformats.org/officeDocument/2006/math" xmlns:v="urn:schemas-microsoft-com:vml" xmlns:wp14="http://schemas.microsoft.com/office/word/2010/wordprocessingDrawing" xmlns:wp="http://schemas.openxmlformats.org/drawingml/2006/wordprocessingDrawing" xmlns:w10="urn:schemas-microsoft-com:office:word" xmlns:w="http://schemas.openxmlformats.org/wordprocessingml/2006/main" xmlns:w14="http://schemas.microsoft.com/office/word/2010/wordml" xmlns:w15="http://schemas.microsoft.com/office/word/2012/wordml" xmlns:wne="http://schemas.microsoft.com/office/word/2006/wordml" xmlns:wpg="http://schemas.microsoft.com/office/word/2010/wordprocessingGroup" xmlns:wpi="http://schemas.microsoft.com/office/word/2010/wordprocessingInk" xmlns:wps="http://schemas.microsoft.com/office/word/2010/wordprocessingShape" mc:Ignorable="w14 w15 wp14">
-  <!-- Generated by Aspose.Words for .NET 13.3.0.1 -->
+<w:document xmlns:wpc="http://schemas.microsoft.com/office/word/2010/wordprocessingCanvas" xmlns:mc="http://schemas.openxmlformats.org/markup-compatibility/2006" xmlns:o="urn:schemas-microsoft-com:office:office" xmlns:r="http://schemas.openxmlformats.org/officeDocument/2006/relationships" xmlns:m="http://schemas.openxmlformats.org/officeDocument/2006/math" xmlns:v="urn:schemas-microsoft-com:vml" xmlns:wp14="http://schemas.microsoft.com/office/word/2010/wordprocessingDrawing" xmlns:wp="http://schemas.openxmlformats.org/drawingml/2006/wordprocessingDrawing" xmlns:w="http://schemas.openxmlformats.org/wordprocessingml/2006/main" xmlns:w14="http://schemas.microsoft.com/office/word/2010/wordml" xmlns:w10="urn:schemas-microsoft-com:office:word" xmlns:w15="http://schemas.microsoft.com/office/word/2012/wordml" xmlns:wpg="http://schemas.microsoft.com/office/word/2010/wordprocessingGroup" xmlns:wpi="http://schemas.microsoft.com/office/word/2010/wordprocessingInk" xmlns:wne="http://schemas.microsoft.com/office/word/2006/wordml" xmlns:wps="http://schemas.microsoft.com/office/word/2010/wordprocessingShape" xmlns:wpsCustomData="http://www.wps.cn/officeDocument/2013/wpsCustomData" mc:Ignorable="w14 w15 wp14">
   <w:body>
     <w:p>
       <w:pPr>
@@ -9,7 +8,7 @@
         <w:spacing w:before="78" w:line="219" w:lineRule="auto"/>
         <w:ind w:left="25"/>
         <w:rPr>
-          <w:rFonts w:ascii="宋体" w:hAnsi="宋体" w:cs="宋体" w:hint="eastAsia"/>
+          <w:rFonts w:hint="eastAsia" w:ascii="宋体" w:hAnsi="宋体" w:cs="宋体"/>
           <w:sz w:val="24"/>
           <w:szCs w:val="24"/>
           <w:lang w:eastAsia="zh-CN"/>
@@ -29,7 +28,7 @@
       </w:r>
       <w:r>
         <w:rPr>
-          <w:rFonts w:ascii="宋体" w:hAnsi="宋体" w:cs="宋体" w:hint="eastAsia"/>
+          <w:rFonts w:hint="eastAsia" w:ascii="宋体" w:hAnsi="宋体" w:cs="宋体"/>
           <w:b/>
           <w:bCs/>
           <w:spacing w:val="-3"/>
@@ -53,7 +52,7 @@
       </w:r>
       <w:r>
         <w:rPr>
-          <w:rFonts w:ascii="宋体" w:hAnsi="宋体" w:cs="宋体" w:hint="eastAsia"/>
+          <w:rFonts w:hint="eastAsia" w:ascii="宋体" w:hAnsi="宋体" w:cs="宋体"/>
           <w:b/>
           <w:bCs/>
           <w:spacing w:val="-3"/>
@@ -76,7 +75,7 @@
         <w:ind w:left="23"/>
         <w:textAlignment w:val="auto"/>
         <w:rPr>
-          <w:rFonts w:ascii="宋体" w:hAnsi="宋体" w:cs="宋体" w:hint="eastAsia"/>
+          <w:rFonts w:hint="eastAsia" w:ascii="宋体" w:hAnsi="宋体" w:cs="宋体"/>
           <w:sz w:val="24"/>
           <w:szCs w:val="24"/>
           <w:lang w:eastAsia="zh-CN"/>
@@ -120,7 +119,7 @@
     </w:p>
     <w:p>
       <w:pPr>
-        <w:pStyle w:val="a"/>
+        <w:pStyle w:val="24"/>
         <w:widowControl w:val="0"/>
         <w:spacing w:after="1872"/>
         <w:rPr>
@@ -140,7 +139,7 @@
     </w:p>
     <w:p>
       <w:pPr>
-        <w:pStyle w:val="a0"/>
+        <w:pStyle w:val="25"/>
         <w:widowControl w:val="0"/>
         <w:spacing w:after="2808"/>
         <w:rPr>
@@ -160,17 +159,18 @@
     </w:p>
     <w:tbl>
       <w:tblPr>
-        <w:tblStyle w:val="TableGrid"/>
+        <w:tblStyle w:val="21"/>
         <w:tblW w:w="0" w:type="auto"/>
         <w:tblInd w:w="2443" w:type="dxa"/>
         <w:tblBorders>
-          <w:top w:val="nil"/>
-          <w:left w:val="nil"/>
-          <w:bottom w:val="nil"/>
-          <w:right w:val="nil"/>
-          <w:insideH w:val="nil"/>
-          <w:insideV w:val="nil"/>
+          <w:top w:val="none" w:color="auto" w:sz="0" w:space="0"/>
+          <w:left w:val="none" w:color="auto" w:sz="0" w:space="0"/>
+          <w:bottom w:val="none" w:color="auto" w:sz="0" w:space="0"/>
+          <w:right w:val="none" w:color="auto" w:sz="0" w:space="0"/>
+          <w:insideH w:val="none" w:color="auto" w:sz="0" w:space="0"/>
+          <w:insideV w:val="none" w:color="auto" w:sz="0" w:space="0"/>
         </w:tblBorders>
+        <w:tblLayout w:type="autofit"/>
         <w:tblCellMar>
           <w:top w:w="0" w:type="dxa"/>
           <w:left w:w="108" w:type="dxa"/>
@@ -184,15 +184,13 @@
       </w:tblGrid>
       <w:tr>
         <w:tblPrEx>
-          <w:tblW w:w="0" w:type="auto"/>
-          <w:tblInd w:w="2443" w:type="dxa"/>
           <w:tblBorders>
-            <w:top w:val="nil"/>
-            <w:left w:val="nil"/>
-            <w:bottom w:val="nil"/>
-            <w:right w:val="nil"/>
-            <w:insideH w:val="nil"/>
-            <w:insideV w:val="nil"/>
+            <w:top w:val="none" w:color="auto" w:sz="0" w:space="0"/>
+            <w:left w:val="none" w:color="auto" w:sz="0" w:space="0"/>
+            <w:bottom w:val="none" w:color="auto" w:sz="0" w:space="0"/>
+            <w:right w:val="none" w:color="auto" w:sz="0" w:space="0"/>
+            <w:insideH w:val="none" w:color="auto" w:sz="0" w:space="0"/>
+            <w:insideV w:val="none" w:color="auto" w:sz="0" w:space="0"/>
           </w:tblBorders>
           <w:tblCellMar>
             <w:top w:w="0" w:type="dxa"/>
@@ -202,7 +200,7 @@
           </w:tblCellMar>
         </w:tblPrEx>
         <w:trPr>
-          <w:trHeight w:val="810"/>
+          <w:trHeight w:val="810" w:hRule="atLeast"/>
         </w:trPr>
         <w:tc>
           <w:tcPr>
@@ -225,7 +223,7 @@
             </w:r>
             <w:r>
               <w:rPr>
-                <w:rFonts w:asciiTheme="minorHAnsi" w:eastAsiaTheme="minorEastAsia" w:hAnsiTheme="minorHAnsi"/>
+                <w:rFonts w:asciiTheme="minorHAnsi" w:hAnsiTheme="minorHAnsi" w:eastAsiaTheme="minorEastAsia"/>
                 <w:spacing w:val="227"/>
                 <w:lang w:eastAsia="zh-CN"/>
               </w:rPr>
@@ -262,7 +260,7 @@
             </w:r>
             <w:r>
               <w:rPr>
-                <w:rFonts w:asciiTheme="minorHAnsi" w:eastAsiaTheme="minorEastAsia" w:hAnsiTheme="minorHAnsi" w:hint="eastAsia"/>
+                <w:rFonts w:hint="eastAsia" w:asciiTheme="minorHAnsi" w:hAnsiTheme="minorHAnsi" w:eastAsiaTheme="minorEastAsia"/>
                 <w:spacing w:val="227"/>
                 <w:lang w:eastAsia="zh-CN"/>
               </w:rPr>
@@ -281,8 +279,14 @@
       </w:tr>
       <w:tr>
         <w:tblPrEx>
-          <w:tblW w:w="0" w:type="auto"/>
-          <w:tblInd w:w="2443" w:type="dxa"/>
+          <w:tblBorders>
+            <w:top w:val="none" w:color="auto" w:sz="0" w:space="0"/>
+            <w:left w:val="none" w:color="auto" w:sz="0" w:space="0"/>
+            <w:bottom w:val="none" w:color="auto" w:sz="0" w:space="0"/>
+            <w:right w:val="none" w:color="auto" w:sz="0" w:space="0"/>
+            <w:insideH w:val="none" w:color="auto" w:sz="0" w:space="0"/>
+            <w:insideV w:val="none" w:color="auto" w:sz="0" w:space="0"/>
+          </w:tblBorders>
           <w:tblCellMar>
             <w:top w:w="0" w:type="dxa"/>
             <w:left w:w="108" w:type="dxa"/>
@@ -291,7 +295,7 @@
           </w:tblCellMar>
         </w:tblPrEx>
         <w:trPr>
-          <w:trHeight w:val="810"/>
+          <w:trHeight w:val="810" w:hRule="atLeast"/>
         </w:trPr>
         <w:tc>
           <w:tcPr>
@@ -302,7 +306,7 @@
               <w:widowControl w:val="0"/>
               <w:jc w:val="both"/>
               <w:rPr>
-                <w:rFonts w:eastAsia="Arial" w:hint="default"/>
+                <w:rFonts w:hint="default" w:eastAsia="Arial"/>
                 <w:lang w:val="en-US" w:eastAsia="zh-CN"/>
               </w:rPr>
             </w:pPr>
@@ -315,7 +319,7 @@
             </w:r>
             <w:r>
               <w:rPr>
-                <w:rFonts w:asciiTheme="minorHAnsi" w:eastAsiaTheme="minorEastAsia" w:hAnsiTheme="minorHAnsi"/>
+                <w:rFonts w:asciiTheme="minorHAnsi" w:hAnsiTheme="minorHAnsi" w:eastAsiaTheme="minorEastAsia"/>
                 <w:spacing w:val="227"/>
                 <w:lang w:eastAsia="zh-CN"/>
               </w:rPr>
@@ -347,13 +351,23 @@
             <w:r>
               <w:rPr>
                 <w:rFonts w:hint="eastAsia"/>
+                <w:vertAlign w:val="baseline"/>
+                <w:lang w:val="en-US" w:eastAsia="zh-CN"/>
+              </w:rPr>
+              <w:t>审核</w:t>
+            </w:r>
+            <w:bookmarkStart w:id="11" w:name="_GoBack"/>
+            <w:bookmarkEnd w:id="11"/>
+            <w:r>
+              <w:rPr>
+                <w:rFonts w:hint="eastAsia"/>
                 <w:lang w:eastAsia="zh-CN"/>
               </w:rPr>
-              <w:t>编制时间</w:t>
+              <w:t>时间</w:t>
             </w:r>
             <w:r>
               <w:rPr>
-                <w:rFonts w:asciiTheme="minorHAnsi" w:eastAsiaTheme="minorEastAsia" w:hAnsiTheme="minorHAnsi" w:hint="eastAsia"/>
+                <w:rFonts w:hint="eastAsia" w:asciiTheme="minorHAnsi" w:hAnsiTheme="minorHAnsi" w:eastAsiaTheme="minorEastAsia"/>
                 <w:spacing w:val="227"/>
                 <w:lang w:eastAsia="zh-CN"/>
               </w:rPr>
@@ -372,8 +386,14 @@
       </w:tr>
       <w:tr>
         <w:tblPrEx>
-          <w:tblW w:w="0" w:type="auto"/>
-          <w:tblInd w:w="2443" w:type="dxa"/>
+          <w:tblBorders>
+            <w:top w:val="none" w:color="auto" w:sz="0" w:space="0"/>
+            <w:left w:val="none" w:color="auto" w:sz="0" w:space="0"/>
+            <w:bottom w:val="none" w:color="auto" w:sz="0" w:space="0"/>
+            <w:right w:val="none" w:color="auto" w:sz="0" w:space="0"/>
+            <w:insideH w:val="none" w:color="auto" w:sz="0" w:space="0"/>
+            <w:insideV w:val="none" w:color="auto" w:sz="0" w:space="0"/>
+          </w:tblBorders>
           <w:tblCellMar>
             <w:top w:w="0" w:type="dxa"/>
             <w:left w:w="108" w:type="dxa"/>
@@ -382,7 +402,7 @@
           </w:tblCellMar>
         </w:tblPrEx>
         <w:trPr>
-          <w:trHeight w:val="635"/>
+          <w:trHeight w:val="635" w:hRule="atLeast"/>
         </w:trPr>
         <w:tc>
           <w:tcPr>
@@ -405,7 +425,7 @@
             </w:r>
             <w:r>
               <w:rPr>
-                <w:rFonts w:asciiTheme="minorHAnsi" w:eastAsiaTheme="minorEastAsia" w:hAnsiTheme="minorHAnsi" w:hint="eastAsia"/>
+                <w:rFonts w:hint="eastAsia" w:asciiTheme="minorHAnsi" w:hAnsiTheme="minorHAnsi" w:eastAsiaTheme="minorEastAsia"/>
                 <w:spacing w:val="227"/>
                 <w:lang w:eastAsia="zh-CN"/>
               </w:rPr>
@@ -442,7 +462,7 @@
             </w:r>
             <w:r>
               <w:rPr>
-                <w:rFonts w:asciiTheme="minorHAnsi" w:eastAsiaTheme="minorEastAsia" w:hAnsiTheme="minorHAnsi" w:hint="eastAsia"/>
+                <w:rFonts w:hint="eastAsia" w:asciiTheme="minorHAnsi" w:hAnsiTheme="minorHAnsi" w:eastAsiaTheme="minorEastAsia"/>
                 <w:spacing w:val="227"/>
                 <w:lang w:eastAsia="zh-CN"/>
               </w:rPr>
@@ -474,7 +494,7 @@
         <w:spacing w:before="153" w:line="225" w:lineRule="auto"/>
         <w:ind w:left="3634"/>
         <w:rPr>
-          <w:rFonts w:ascii="宋体" w:hAnsi="宋体" w:cs="宋体" w:hint="eastAsia"/>
+          <w:rFonts w:hint="eastAsia" w:ascii="宋体" w:hAnsi="宋体" w:cs="宋体"/>
           <w:sz w:val="31"/>
           <w:szCs w:val="31"/>
         </w:rPr>
@@ -493,16 +513,16 @@
     </w:p>
     <w:tbl>
       <w:tblPr>
-        <w:tblStyle w:val="TableNormal0"/>
+        <w:tblStyle w:val="26"/>
         <w:tblW w:w="8301" w:type="dxa"/>
         <w:tblInd w:w="2" w:type="dxa"/>
         <w:tblBorders>
-          <w:top w:val="single" w:sz="2" w:space="0" w:color="000000"/>
-          <w:left w:val="single" w:sz="2" w:space="0" w:color="000000"/>
-          <w:bottom w:val="single" w:sz="2" w:space="0" w:color="000000"/>
-          <w:right w:val="single" w:sz="2" w:space="0" w:color="000000"/>
-          <w:insideH w:val="single" w:sz="2" w:space="0" w:color="000000"/>
-          <w:insideV w:val="single" w:sz="2" w:space="0" w:color="000000"/>
+          <w:top w:val="single" w:color="000000" w:sz="2" w:space="0"/>
+          <w:left w:val="single" w:color="000000" w:sz="2" w:space="0"/>
+          <w:bottom w:val="single" w:color="000000" w:sz="2" w:space="0"/>
+          <w:right w:val="single" w:color="000000" w:sz="2" w:space="0"/>
+          <w:insideH w:val="single" w:color="000000" w:sz="2" w:space="0"/>
+          <w:insideV w:val="single" w:color="000000" w:sz="2" w:space="0"/>
         </w:tblBorders>
         <w:tblLayout w:type="fixed"/>
         <w:tblCellMar>
@@ -522,17 +542,14 @@
       </w:tblGrid>
       <w:tr>
         <w:tblPrEx>
-          <w:tblW w:w="8301" w:type="dxa"/>
-          <w:tblInd w:w="2" w:type="dxa"/>
           <w:tblBorders>
-            <w:top w:val="single" w:sz="2" w:space="0" w:color="000000"/>
-            <w:left w:val="single" w:sz="2" w:space="0" w:color="000000"/>
-            <w:bottom w:val="single" w:sz="2" w:space="0" w:color="000000"/>
-            <w:right w:val="single" w:sz="2" w:space="0" w:color="000000"/>
-            <w:insideH w:val="single" w:sz="2" w:space="0" w:color="000000"/>
-            <w:insideV w:val="single" w:sz="2" w:space="0" w:color="000000"/>
+            <w:top w:val="single" w:color="000000" w:sz="2" w:space="0"/>
+            <w:left w:val="single" w:color="000000" w:sz="2" w:space="0"/>
+            <w:bottom w:val="single" w:color="000000" w:sz="2" w:space="0"/>
+            <w:right w:val="single" w:color="000000" w:sz="2" w:space="0"/>
+            <w:insideH w:val="single" w:color="000000" w:sz="2" w:space="0"/>
+            <w:insideV w:val="single" w:color="000000" w:sz="2" w:space="0"/>
           </w:tblBorders>
-          <w:tblLayout w:type="fixed"/>
           <w:tblCellMar>
             <w:top w:w="0" w:type="dxa"/>
             <w:left w:w="0" w:type="dxa"/>
@@ -541,7 +558,7 @@
           </w:tblCellMar>
         </w:tblPrEx>
         <w:trPr>
-          <w:trHeight w:val="593"/>
+          <w:trHeight w:val="593" w:hRule="atLeast"/>
         </w:trPr>
         <w:tc>
           <w:tcPr>
@@ -553,7 +570,7 @@
               <w:spacing w:before="176" w:line="228" w:lineRule="auto"/>
               <w:ind w:left="607"/>
               <w:rPr>
-                <w:rFonts w:ascii="宋体" w:hAnsi="宋体" w:cs="宋体" w:hint="eastAsia"/>
+                <w:rFonts w:hint="eastAsia" w:ascii="宋体" w:hAnsi="宋体" w:cs="宋体"/>
                 <w:sz w:val="20"/>
                 <w:szCs w:val="20"/>
               </w:rPr>
@@ -579,7 +596,7 @@
               <w:spacing w:before="175" w:line="227" w:lineRule="auto"/>
               <w:ind w:left="253"/>
               <w:rPr>
-                <w:rFonts w:ascii="宋体" w:hAnsi="宋体" w:cs="宋体" w:hint="eastAsia"/>
+                <w:rFonts w:hint="eastAsia" w:ascii="宋体" w:hAnsi="宋体" w:cs="宋体"/>
                 <w:sz w:val="20"/>
                 <w:szCs w:val="20"/>
               </w:rPr>
@@ -605,7 +622,7 @@
               <w:spacing w:before="175" w:line="228" w:lineRule="auto"/>
               <w:ind w:left="730"/>
               <w:rPr>
-                <w:rFonts w:ascii="宋体" w:hAnsi="宋体" w:cs="宋体" w:hint="eastAsia"/>
+                <w:rFonts w:hint="eastAsia" w:ascii="宋体" w:hAnsi="宋体" w:cs="宋体"/>
                 <w:sz w:val="20"/>
                 <w:szCs w:val="20"/>
               </w:rPr>
@@ -631,7 +648,7 @@
               <w:spacing w:before="175" w:line="228" w:lineRule="auto"/>
               <w:ind w:left="310"/>
               <w:rPr>
-                <w:rFonts w:ascii="宋体" w:hAnsi="宋体" w:cs="宋体" w:hint="eastAsia"/>
+                <w:rFonts w:hint="eastAsia" w:ascii="宋体" w:hAnsi="宋体" w:cs="宋体"/>
                 <w:sz w:val="20"/>
                 <w:szCs w:val="20"/>
               </w:rPr>
@@ -657,7 +674,7 @@
               <w:spacing w:before="175" w:line="228" w:lineRule="auto"/>
               <w:ind w:left="310"/>
               <w:rPr>
-                <w:rFonts w:ascii="宋体" w:hAnsi="宋体" w:cs="宋体" w:hint="eastAsia"/>
+                <w:rFonts w:hint="eastAsia" w:ascii="宋体" w:hAnsi="宋体" w:cs="宋体"/>
                 <w:spacing w:val="6"/>
                 <w:sz w:val="20"/>
                 <w:szCs w:val="20"/>
@@ -666,7 +683,7 @@
             </w:pPr>
             <w:r>
               <w:rPr>
-                <w:rFonts w:ascii="宋体" w:hAnsi="宋体" w:cs="宋体" w:hint="eastAsia"/>
+                <w:rFonts w:hint="eastAsia" w:ascii="宋体" w:hAnsi="宋体" w:cs="宋体"/>
                 <w:spacing w:val="6"/>
                 <w:sz w:val="20"/>
                 <w:szCs w:val="20"/>
@@ -686,7 +703,7 @@
               <w:spacing w:before="176" w:line="229" w:lineRule="auto"/>
               <w:ind w:left="311"/>
               <w:rPr>
-                <w:rFonts w:ascii="宋体" w:hAnsi="宋体" w:cs="宋体" w:hint="eastAsia"/>
+                <w:rFonts w:hint="eastAsia" w:ascii="宋体" w:hAnsi="宋体" w:cs="宋体"/>
                 <w:sz w:val="20"/>
                 <w:szCs w:val="20"/>
               </w:rPr>
@@ -705,9 +722,14 @@
       </w:tr>
       <w:tr>
         <w:tblPrEx>
-          <w:tblW w:w="8301" w:type="dxa"/>
-          <w:tblInd w:w="2" w:type="dxa"/>
-          <w:tblLayout w:type="fixed"/>
+          <w:tblBorders>
+            <w:top w:val="single" w:color="000000" w:sz="2" w:space="0"/>
+            <w:left w:val="single" w:color="000000" w:sz="2" w:space="0"/>
+            <w:bottom w:val="single" w:color="000000" w:sz="2" w:space="0"/>
+            <w:right w:val="single" w:color="000000" w:sz="2" w:space="0"/>
+            <w:insideH w:val="single" w:color="000000" w:sz="2" w:space="0"/>
+            <w:insideV w:val="single" w:color="000000" w:sz="2" w:space="0"/>
+          </w:tblBorders>
           <w:tblCellMar>
             <w:top w:w="0" w:type="dxa"/>
             <w:left w:w="0" w:type="dxa"/>
@@ -716,7 +738,7 @@
           </w:tblCellMar>
         </w:tblPrEx>
         <w:trPr>
-          <w:trHeight w:val="556"/>
+          <w:trHeight w:val="556" w:hRule="atLeast"/>
         </w:trPr>
         <w:tc>
           <w:tcPr>
@@ -728,7 +750,7 @@
               <w:spacing w:before="173" w:line="267" w:lineRule="exact"/>
               <w:ind w:left="260"/>
               <w:rPr>
-                <w:rFonts w:ascii="宋体" w:hAnsi="宋体" w:cs="宋体" w:hint="eastAsia"/>
+                <w:rFonts w:hint="eastAsia" w:ascii="宋体" w:hAnsi="宋体" w:cs="宋体"/>
                 <w:sz w:val="20"/>
                 <w:szCs w:val="20"/>
               </w:rPr>
@@ -755,7 +777,7 @@
               <w:spacing w:before="173" w:line="267" w:lineRule="exact"/>
               <w:ind w:left="248"/>
               <w:rPr>
-                <w:rFonts w:ascii="宋体" w:hAnsi="宋体" w:cs="宋体" w:hint="eastAsia"/>
+                <w:rFonts w:hint="eastAsia" w:ascii="宋体" w:hAnsi="宋体" w:cs="宋体"/>
                 <w:sz w:val="20"/>
                 <w:szCs w:val="20"/>
               </w:rPr>
@@ -783,7 +805,7 @@
               <w:ind w:left="114"/>
               <w:jc w:val="center"/>
               <w:rPr>
-                <w:rFonts w:ascii="宋体" w:hAnsi="宋体" w:cs="宋体" w:hint="eastAsia"/>
+                <w:rFonts w:hint="eastAsia" w:ascii="宋体" w:hAnsi="宋体" w:cs="宋体"/>
                 <w:sz w:val="20"/>
                 <w:szCs w:val="20"/>
               </w:rPr>
@@ -809,7 +831,7 @@
               <w:spacing w:before="172" w:line="228" w:lineRule="auto"/>
               <w:ind w:left="313"/>
               <w:rPr>
-                <w:rFonts w:ascii="宋体" w:hAnsi="宋体" w:cs="宋体" w:hint="eastAsia"/>
+                <w:rFonts w:hint="eastAsia" w:ascii="宋体" w:hAnsi="宋体" w:cs="宋体"/>
                 <w:sz w:val="20"/>
                 <w:szCs w:val="20"/>
                 <w:lang w:eastAsia="zh-CN"/>
@@ -817,7 +839,7 @@
             </w:pPr>
             <w:r>
               <w:rPr>
-                <w:rFonts w:ascii="宋体" w:hAnsi="宋体" w:cs="宋体" w:hint="eastAsia"/>
+                <w:rFonts w:hint="eastAsia" w:ascii="宋体" w:hAnsi="宋体" w:cs="宋体"/>
                 <w:sz w:val="20"/>
                 <w:szCs w:val="20"/>
                 <w:lang w:val="en-US" w:eastAsia="zh-CN"/>
@@ -836,7 +858,7 @@
               <w:spacing w:before="172" w:line="228" w:lineRule="auto"/>
               <w:ind w:left="313"/>
               <w:rPr>
-                <w:rFonts w:ascii="宋体" w:eastAsia="宋体" w:hAnsi="宋体" w:cs="宋体" w:hint="eastAsia"/>
+                <w:rFonts w:hint="eastAsia" w:ascii="宋体" w:hAnsi="宋体" w:eastAsia="宋体" w:cs="宋体"/>
                 <w:spacing w:val="5"/>
                 <w:sz w:val="20"/>
                 <w:szCs w:val="20"/>
@@ -845,7 +867,7 @@
             </w:pPr>
             <w:r>
               <w:rPr>
-                <w:rFonts w:ascii="宋体" w:hAnsi="宋体" w:cs="宋体" w:hint="eastAsia"/>
+                <w:rFonts w:hint="eastAsia" w:ascii="宋体" w:hAnsi="宋体" w:cs="宋体"/>
                 <w:spacing w:val="5"/>
                 <w:sz w:val="20"/>
                 <w:szCs w:val="20"/>
@@ -865,14 +887,14 @@
               <w:spacing w:before="173" w:line="229" w:lineRule="auto"/>
               <w:ind w:left="314"/>
               <w:rPr>
-                <w:rFonts w:ascii="宋体" w:hAnsi="宋体" w:cs="宋体" w:hint="eastAsia"/>
+                <w:rFonts w:hint="eastAsia" w:ascii="宋体" w:hAnsi="宋体" w:cs="宋体"/>
                 <w:sz w:val="20"/>
                 <w:szCs w:val="20"/>
               </w:rPr>
             </w:pPr>
             <w:r>
               <w:rPr>
-                <w:rFonts w:ascii="宋体" w:hAnsi="宋体" w:cs="宋体" w:hint="eastAsia"/>
+                <w:rFonts w:hint="eastAsia" w:ascii="宋体" w:hAnsi="宋体" w:cs="宋体"/>
                 <w:spacing w:val="6"/>
                 <w:sz w:val="20"/>
                 <w:szCs w:val="20"/>
@@ -885,9 +907,14 @@
       </w:tr>
       <w:tr>
         <w:tblPrEx>
-          <w:tblW w:w="8301" w:type="dxa"/>
-          <w:tblInd w:w="2" w:type="dxa"/>
-          <w:tblLayout w:type="fixed"/>
+          <w:tblBorders>
+            <w:top w:val="single" w:color="000000" w:sz="2" w:space="0"/>
+            <w:left w:val="single" w:color="000000" w:sz="2" w:space="0"/>
+            <w:bottom w:val="single" w:color="000000" w:sz="2" w:space="0"/>
+            <w:right w:val="single" w:color="000000" w:sz="2" w:space="0"/>
+            <w:insideH w:val="single" w:color="000000" w:sz="2" w:space="0"/>
+            <w:insideV w:val="single" w:color="000000" w:sz="2" w:space="0"/>
+          </w:tblBorders>
           <w:tblCellMar>
             <w:top w:w="0" w:type="dxa"/>
             <w:left w:w="0" w:type="dxa"/>
@@ -896,7 +923,7 @@
           </w:tblCellMar>
         </w:tblPrEx>
         <w:trPr>
-          <w:trHeight w:val="556"/>
+          <w:trHeight w:val="556" w:hRule="atLeast"/>
         </w:trPr>
         <w:tc>
           <w:tcPr>
@@ -904,7 +931,7 @@
           </w:tcPr>
           <w:p>
             <w:pPr>
-              <w:pStyle w:val="TableText"/>
+              <w:pStyle w:val="27"/>
               <w:widowControl w:val="0"/>
               <w:rPr>
                 <w:rFonts w:hint="eastAsia"/>
@@ -918,7 +945,7 @@
           </w:tcPr>
           <w:p>
             <w:pPr>
-              <w:pStyle w:val="TableText"/>
+              <w:pStyle w:val="27"/>
               <w:widowControl w:val="0"/>
               <w:rPr>
                 <w:rFonts w:hint="eastAsia"/>
@@ -932,7 +959,7 @@
           </w:tcPr>
           <w:p>
             <w:pPr>
-              <w:pStyle w:val="TableText"/>
+              <w:pStyle w:val="27"/>
               <w:widowControl w:val="0"/>
               <w:rPr>
                 <w:rFonts w:hint="eastAsia"/>
@@ -970,7 +997,7 @@
           </w:tcPr>
           <w:p>
             <w:pPr>
-              <w:pStyle w:val="TableText"/>
+              <w:pStyle w:val="27"/>
               <w:widowControl w:val="0"/>
               <w:rPr>
                 <w:rFonts w:hint="eastAsia"/>
@@ -981,9 +1008,14 @@
       </w:tr>
       <w:tr>
         <w:tblPrEx>
-          <w:tblW w:w="8301" w:type="dxa"/>
-          <w:tblInd w:w="2" w:type="dxa"/>
-          <w:tblLayout w:type="fixed"/>
+          <w:tblBorders>
+            <w:top w:val="single" w:color="000000" w:sz="2" w:space="0"/>
+            <w:left w:val="single" w:color="000000" w:sz="2" w:space="0"/>
+            <w:bottom w:val="single" w:color="000000" w:sz="2" w:space="0"/>
+            <w:right w:val="single" w:color="000000" w:sz="2" w:space="0"/>
+            <w:insideH w:val="single" w:color="000000" w:sz="2" w:space="0"/>
+            <w:insideV w:val="single" w:color="000000" w:sz="2" w:space="0"/>
+          </w:tblBorders>
           <w:tblCellMar>
             <w:top w:w="0" w:type="dxa"/>
             <w:left w:w="0" w:type="dxa"/>
@@ -992,7 +1024,7 @@
           </w:tblCellMar>
         </w:tblPrEx>
         <w:trPr>
-          <w:trHeight w:val="556"/>
+          <w:trHeight w:val="556" w:hRule="atLeast"/>
         </w:trPr>
         <w:tc>
           <w:tcPr>
@@ -1000,7 +1032,7 @@
           </w:tcPr>
           <w:p>
             <w:pPr>
-              <w:pStyle w:val="TableText"/>
+              <w:pStyle w:val="27"/>
               <w:widowControl w:val="0"/>
               <w:rPr>
                 <w:rFonts w:hint="eastAsia"/>
@@ -1014,7 +1046,7 @@
           </w:tcPr>
           <w:p>
             <w:pPr>
-              <w:pStyle w:val="TableText"/>
+              <w:pStyle w:val="27"/>
               <w:widowControl w:val="0"/>
               <w:rPr>
                 <w:rFonts w:hint="eastAsia"/>
@@ -1028,7 +1060,7 @@
           </w:tcPr>
           <w:p>
             <w:pPr>
-              <w:pStyle w:val="TableText"/>
+              <w:pStyle w:val="27"/>
               <w:widowControl w:val="0"/>
               <w:rPr>
                 <w:rFonts w:hint="eastAsia"/>
@@ -1066,7 +1098,7 @@
           </w:tcPr>
           <w:p>
             <w:pPr>
-              <w:pStyle w:val="TableText"/>
+              <w:pStyle w:val="27"/>
               <w:widowControl w:val="0"/>
               <w:rPr>
                 <w:rFonts w:hint="eastAsia"/>
@@ -1077,9 +1109,14 @@
       </w:tr>
       <w:tr>
         <w:tblPrEx>
-          <w:tblW w:w="8301" w:type="dxa"/>
-          <w:tblInd w:w="2" w:type="dxa"/>
-          <w:tblLayout w:type="fixed"/>
+          <w:tblBorders>
+            <w:top w:val="single" w:color="000000" w:sz="2" w:space="0"/>
+            <w:left w:val="single" w:color="000000" w:sz="2" w:space="0"/>
+            <w:bottom w:val="single" w:color="000000" w:sz="2" w:space="0"/>
+            <w:right w:val="single" w:color="000000" w:sz="2" w:space="0"/>
+            <w:insideH w:val="single" w:color="000000" w:sz="2" w:space="0"/>
+            <w:insideV w:val="single" w:color="000000" w:sz="2" w:space="0"/>
+          </w:tblBorders>
           <w:tblCellMar>
             <w:top w:w="0" w:type="dxa"/>
             <w:left w:w="0" w:type="dxa"/>
@@ -1088,7 +1125,7 @@
           </w:tblCellMar>
         </w:tblPrEx>
         <w:trPr>
-          <w:trHeight w:val="557"/>
+          <w:trHeight w:val="557" w:hRule="atLeast"/>
         </w:trPr>
         <w:tc>
           <w:tcPr>
@@ -1096,7 +1133,7 @@
           </w:tcPr>
           <w:p>
             <w:pPr>
-              <w:pStyle w:val="TableText"/>
+              <w:pStyle w:val="27"/>
               <w:widowControl w:val="0"/>
               <w:rPr>
                 <w:rFonts w:hint="eastAsia"/>
@@ -1110,7 +1147,7 @@
           </w:tcPr>
           <w:p>
             <w:pPr>
-              <w:pStyle w:val="TableText"/>
+              <w:pStyle w:val="27"/>
               <w:widowControl w:val="0"/>
               <w:rPr>
                 <w:rFonts w:hint="eastAsia"/>
@@ -1124,7 +1161,7 @@
           </w:tcPr>
           <w:p>
             <w:pPr>
-              <w:pStyle w:val="TableText"/>
+              <w:pStyle w:val="27"/>
               <w:widowControl w:val="0"/>
               <w:rPr>
                 <w:rFonts w:hint="eastAsia"/>
@@ -1138,7 +1175,7 @@
           </w:tcPr>
           <w:p>
             <w:pPr>
-              <w:pStyle w:val="TableText"/>
+              <w:pStyle w:val="27"/>
               <w:widowControl w:val="0"/>
               <w:rPr>
                 <w:rFonts w:hint="eastAsia"/>
@@ -1152,7 +1189,7 @@
           </w:tcPr>
           <w:p>
             <w:pPr>
-              <w:pStyle w:val="TableText"/>
+              <w:pStyle w:val="27"/>
               <w:widowControl w:val="0"/>
               <w:rPr>
                 <w:rFonts w:hint="eastAsia"/>
@@ -1166,7 +1203,7 @@
           </w:tcPr>
           <w:p>
             <w:pPr>
-              <w:pStyle w:val="TableText"/>
+              <w:pStyle w:val="27"/>
               <w:widowControl w:val="0"/>
               <w:rPr>
                 <w:rFonts w:hint="eastAsia"/>
@@ -1177,9 +1214,14 @@
       </w:tr>
       <w:tr>
         <w:tblPrEx>
-          <w:tblW w:w="8301" w:type="dxa"/>
-          <w:tblInd w:w="2" w:type="dxa"/>
-          <w:tblLayout w:type="fixed"/>
+          <w:tblBorders>
+            <w:top w:val="single" w:color="000000" w:sz="2" w:space="0"/>
+            <w:left w:val="single" w:color="000000" w:sz="2" w:space="0"/>
+            <w:bottom w:val="single" w:color="000000" w:sz="2" w:space="0"/>
+            <w:right w:val="single" w:color="000000" w:sz="2" w:space="0"/>
+            <w:insideH w:val="single" w:color="000000" w:sz="2" w:space="0"/>
+            <w:insideV w:val="single" w:color="000000" w:sz="2" w:space="0"/>
+          </w:tblBorders>
           <w:tblCellMar>
             <w:top w:w="0" w:type="dxa"/>
             <w:left w:w="0" w:type="dxa"/>
@@ -1188,7 +1230,7 @@
           </w:tblCellMar>
         </w:tblPrEx>
         <w:trPr>
-          <w:trHeight w:val="556"/>
+          <w:trHeight w:val="556" w:hRule="atLeast"/>
         </w:trPr>
         <w:tc>
           <w:tcPr>
@@ -1196,7 +1238,7 @@
           </w:tcPr>
           <w:p>
             <w:pPr>
-              <w:pStyle w:val="TableText"/>
+              <w:pStyle w:val="27"/>
               <w:widowControl w:val="0"/>
               <w:rPr>
                 <w:rFonts w:hint="eastAsia"/>
@@ -1210,7 +1252,7 @@
           </w:tcPr>
           <w:p>
             <w:pPr>
-              <w:pStyle w:val="TableText"/>
+              <w:pStyle w:val="27"/>
               <w:widowControl w:val="0"/>
               <w:rPr>
                 <w:rFonts w:hint="eastAsia"/>
@@ -1224,7 +1266,7 @@
           </w:tcPr>
           <w:p>
             <w:pPr>
-              <w:pStyle w:val="TableText"/>
+              <w:pStyle w:val="27"/>
               <w:widowControl w:val="0"/>
               <w:rPr>
                 <w:rFonts w:hint="eastAsia"/>
@@ -1238,7 +1280,7 @@
           </w:tcPr>
           <w:p>
             <w:pPr>
-              <w:pStyle w:val="TableText"/>
+              <w:pStyle w:val="27"/>
               <w:widowControl w:val="0"/>
               <w:rPr>
                 <w:rFonts w:hint="eastAsia"/>
@@ -1252,7 +1294,7 @@
           </w:tcPr>
           <w:p>
             <w:pPr>
-              <w:pStyle w:val="TableText"/>
+              <w:pStyle w:val="27"/>
               <w:widowControl w:val="0"/>
               <w:rPr>
                 <w:rFonts w:hint="eastAsia"/>
@@ -1266,7 +1308,7 @@
           </w:tcPr>
           <w:p>
             <w:pPr>
-              <w:pStyle w:val="TableText"/>
+              <w:pStyle w:val="27"/>
               <w:widowControl w:val="0"/>
               <w:rPr>
                 <w:rFonts w:hint="eastAsia"/>
@@ -1277,9 +1319,14 @@
       </w:tr>
       <w:tr>
         <w:tblPrEx>
-          <w:tblW w:w="8301" w:type="dxa"/>
-          <w:tblInd w:w="2" w:type="dxa"/>
-          <w:tblLayout w:type="fixed"/>
+          <w:tblBorders>
+            <w:top w:val="single" w:color="000000" w:sz="2" w:space="0"/>
+            <w:left w:val="single" w:color="000000" w:sz="2" w:space="0"/>
+            <w:bottom w:val="single" w:color="000000" w:sz="2" w:space="0"/>
+            <w:right w:val="single" w:color="000000" w:sz="2" w:space="0"/>
+            <w:insideH w:val="single" w:color="000000" w:sz="2" w:space="0"/>
+            <w:insideV w:val="single" w:color="000000" w:sz="2" w:space="0"/>
+          </w:tblBorders>
           <w:tblCellMar>
             <w:top w:w="0" w:type="dxa"/>
             <w:left w:w="0" w:type="dxa"/>
@@ -1288,7 +1335,7 @@
           </w:tblCellMar>
         </w:tblPrEx>
         <w:trPr>
-          <w:trHeight w:val="561"/>
+          <w:trHeight w:val="561" w:hRule="atLeast"/>
         </w:trPr>
         <w:tc>
           <w:tcPr>
@@ -1296,7 +1343,7 @@
           </w:tcPr>
           <w:p>
             <w:pPr>
-              <w:pStyle w:val="TableText"/>
+              <w:pStyle w:val="27"/>
               <w:widowControl w:val="0"/>
               <w:rPr>
                 <w:rFonts w:hint="eastAsia"/>
@@ -1310,7 +1357,7 @@
           </w:tcPr>
           <w:p>
             <w:pPr>
-              <w:pStyle w:val="TableText"/>
+              <w:pStyle w:val="27"/>
               <w:widowControl w:val="0"/>
               <w:rPr>
                 <w:rFonts w:hint="eastAsia"/>
@@ -1324,7 +1371,7 @@
           </w:tcPr>
           <w:p>
             <w:pPr>
-              <w:pStyle w:val="TableText"/>
+              <w:pStyle w:val="27"/>
               <w:widowControl w:val="0"/>
               <w:rPr>
                 <w:rFonts w:hint="eastAsia"/>
@@ -1338,7 +1385,7 @@
           </w:tcPr>
           <w:p>
             <w:pPr>
-              <w:pStyle w:val="TableText"/>
+              <w:pStyle w:val="27"/>
               <w:widowControl w:val="0"/>
               <w:rPr>
                 <w:rFonts w:hint="eastAsia"/>
@@ -1352,7 +1399,7 @@
           </w:tcPr>
           <w:p>
             <w:pPr>
-              <w:pStyle w:val="TableText"/>
+              <w:pStyle w:val="27"/>
               <w:widowControl w:val="0"/>
               <w:rPr>
                 <w:rFonts w:hint="eastAsia"/>
@@ -1366,7 +1413,7 @@
           </w:tcPr>
           <w:p>
             <w:pPr>
-              <w:pStyle w:val="TableText"/>
+              <w:pStyle w:val="27"/>
               <w:widowControl w:val="0"/>
               <w:rPr>
                 <w:rFonts w:hint="eastAsia"/>
@@ -1416,7 +1463,7 @@
         </w:p>
         <w:p>
           <w:pPr>
-            <w:pStyle w:val="TOC1"/>
+            <w:pStyle w:val="16"/>
             <w:tabs>
               <w:tab w:val="right" w:leader="dot" w:pos="8306"/>
             </w:tabs>
@@ -1469,7 +1516,7 @@
         </w:p>
         <w:p>
           <w:pPr>
-            <w:pStyle w:val="TOC1"/>
+            <w:pStyle w:val="16"/>
             <w:tabs>
               <w:tab w:val="right" w:leader="dot" w:pos="8306"/>
             </w:tabs>
@@ -1514,7 +1561,7 @@
         </w:p>
         <w:p>
           <w:pPr>
-            <w:pStyle w:val="TOC1"/>
+            <w:pStyle w:val="16"/>
             <w:tabs>
               <w:tab w:val="right" w:leader="dot" w:pos="8306"/>
             </w:tabs>
@@ -1566,7 +1613,7 @@
         </w:p>
         <w:p>
           <w:pPr>
-            <w:pStyle w:val="TOC1"/>
+            <w:pStyle w:val="16"/>
             <w:tabs>
               <w:tab w:val="right" w:leader="dot" w:pos="8306"/>
             </w:tabs>
@@ -1618,7 +1665,7 @@
         </w:p>
         <w:p>
           <w:pPr>
-            <w:pStyle w:val="TOC2"/>
+            <w:pStyle w:val="17"/>
             <w:tabs>
               <w:tab w:val="right" w:leader="dot" w:pos="8306"/>
             </w:tabs>
@@ -1670,7 +1717,7 @@
         </w:p>
         <w:p>
           <w:pPr>
-            <w:pStyle w:val="TOC2"/>
+            <w:pStyle w:val="17"/>
             <w:tabs>
               <w:tab w:val="right" w:leader="dot" w:pos="8306"/>
             </w:tabs>
@@ -1722,7 +1769,7 @@
         </w:p>
         <w:p>
           <w:pPr>
-            <w:pStyle w:val="TOC2"/>
+            <w:pStyle w:val="17"/>
             <w:tabs>
               <w:tab w:val="right" w:leader="dot" w:pos="8306"/>
             </w:tabs>
@@ -1774,7 +1821,7 @@
         </w:p>
         <w:p>
           <w:pPr>
-            <w:pStyle w:val="TOC2"/>
+            <w:pStyle w:val="17"/>
             <w:tabs>
               <w:tab w:val="right" w:leader="dot" w:pos="8306"/>
             </w:tabs>
@@ -1826,7 +1873,7 @@
         </w:p>
         <w:p>
           <w:pPr>
-            <w:pStyle w:val="TOC1"/>
+            <w:pStyle w:val="16"/>
             <w:tabs>
               <w:tab w:val="right" w:leader="dot" w:pos="8306"/>
             </w:tabs>
@@ -1890,7 +1937,7 @@
       <w:pPr>
         <w:widowControl w:val="0"/>
         <w:rPr>
-          <w:rFonts w:ascii="宋体" w:hAnsi="宋体" w:hint="eastAsia"/>
+          <w:rFonts w:hint="eastAsia" w:ascii="宋体" w:hAnsi="宋体"/>
         </w:rPr>
       </w:pPr>
       <w:bookmarkStart w:id="3" w:name="bookmark14"/>
@@ -1904,7 +1951,7 @@
     </w:p>
     <w:p>
       <w:pPr>
-        <w:pStyle w:val="1"/>
+        <w:pStyle w:val="28"/>
         <w:keepNext w:val="0"/>
         <w:keepLines w:val="0"/>
         <w:widowControl w:val="0"/>
@@ -1924,7 +1971,7 @@
     </w:p>
     <w:p>
       <w:pPr>
-        <w:pStyle w:val="a1"/>
+        <w:pStyle w:val="29"/>
         <w:widowControl w:val="0"/>
         <w:ind w:firstLine="480"/>
       </w:pPr>
@@ -1937,7 +1984,7 @@
     </w:p>
     <w:p>
       <w:pPr>
-        <w:pStyle w:val="a1"/>
+        <w:pStyle w:val="29"/>
         <w:widowControl w:val="0"/>
         <w:ind w:firstLine="480"/>
       </w:pPr>
@@ -1950,7 +1997,7 @@
     </w:p>
     <w:p>
       <w:pPr>
-        <w:pStyle w:val="a1"/>
+        <w:pStyle w:val="29"/>
         <w:widowControl w:val="0"/>
         <w:ind w:firstLine="480"/>
       </w:pPr>
@@ -1963,7 +2010,7 @@
     </w:p>
     <w:p>
       <w:pPr>
-        <w:pStyle w:val="a1"/>
+        <w:pStyle w:val="29"/>
         <w:widowControl w:val="0"/>
         <w:ind w:firstLine="480"/>
       </w:pPr>
@@ -1976,7 +2023,7 @@
     </w:p>
     <w:p>
       <w:pPr>
-        <w:pStyle w:val="1"/>
+        <w:pStyle w:val="28"/>
         <w:keepNext w:val="0"/>
         <w:keepLines w:val="0"/>
         <w:widowControl w:val="0"/>
@@ -1996,7 +2043,7 @@
     </w:p>
     <w:p>
       <w:pPr>
-        <w:pStyle w:val="2"/>
+        <w:pStyle w:val="30"/>
         <w:keepNext w:val="0"/>
         <w:keepLines w:val="0"/>
         <w:widowControl w:val="0"/>
@@ -2016,7 +2063,7 @@
     </w:p>
     <w:p>
       <w:pPr>
-        <w:pStyle w:val="a1"/>
+        <w:pStyle w:val="29"/>
         <w:widowControl w:val="0"/>
         <w:ind w:firstLine="480"/>
       </w:pPr>
@@ -2029,7 +2076,7 @@
     </w:p>
     <w:p>
       <w:pPr>
-        <w:pStyle w:val="a1"/>
+        <w:pStyle w:val="29"/>
         <w:widowControl w:val="0"/>
         <w:ind w:firstLine="480"/>
       </w:pPr>
@@ -2042,7 +2089,7 @@
     </w:p>
     <w:p>
       <w:pPr>
-        <w:pStyle w:val="a1"/>
+        <w:pStyle w:val="29"/>
         <w:widowControl w:val="0"/>
         <w:numPr>
           <w:ilvl w:val="0"/>
@@ -2059,7 +2106,7 @@
     </w:p>
     <w:p>
       <w:pPr>
-        <w:pStyle w:val="a1"/>
+        <w:pStyle w:val="29"/>
         <w:widowControl w:val="0"/>
         <w:numPr>
           <w:ilvl w:val="0"/>
@@ -2076,7 +2123,7 @@
     </w:p>
     <w:p>
       <w:pPr>
-        <w:pStyle w:val="a1"/>
+        <w:pStyle w:val="29"/>
         <w:widowControl w:val="0"/>
         <w:numPr>
           <w:ilvl w:val="0"/>
@@ -2093,7 +2140,7 @@
     </w:p>
     <w:p>
       <w:pPr>
-        <w:pStyle w:val="a1"/>
+        <w:pStyle w:val="29"/>
         <w:widowControl w:val="0"/>
         <w:numPr>
           <w:ilvl w:val="0"/>
@@ -2110,7 +2157,7 @@
     </w:p>
     <w:p>
       <w:pPr>
-        <w:pStyle w:val="2"/>
+        <w:pStyle w:val="30"/>
         <w:keepNext w:val="0"/>
         <w:keepLines w:val="0"/>
         <w:widowControl w:val="0"/>
@@ -2137,7 +2184,7 @@
     </w:p>
     <w:p>
       <w:pPr>
-        <w:pStyle w:val="a1"/>
+        <w:pStyle w:val="29"/>
         <w:widowControl w:val="0"/>
         <w:ind w:firstLine="480"/>
       </w:pPr>
@@ -2150,7 +2197,7 @@
     </w:p>
     <w:p>
       <w:pPr>
-        <w:pStyle w:val="a1"/>
+        <w:pStyle w:val="29"/>
         <w:widowControl w:val="0"/>
         <w:ind w:firstLine="480"/>
       </w:pPr>
@@ -2163,7 +2210,7 @@
     </w:p>
     <w:p>
       <w:pPr>
-        <w:pStyle w:val="a1"/>
+        <w:pStyle w:val="29"/>
         <w:widowControl w:val="0"/>
         <w:ind w:firstLine="480"/>
       </w:pPr>
@@ -2176,7 +2223,7 @@
     </w:p>
     <w:p>
       <w:pPr>
-        <w:pStyle w:val="a1"/>
+        <w:pStyle w:val="29"/>
         <w:widowControl w:val="0"/>
         <w:ind w:firstLine="480"/>
       </w:pPr>
@@ -2189,7 +2236,7 @@
     </w:p>
     <w:p>
       <w:pPr>
-        <w:pStyle w:val="a1"/>
+        <w:pStyle w:val="29"/>
         <w:widowControl w:val="0"/>
         <w:ind w:firstLine="480"/>
       </w:pPr>
@@ -2202,7 +2249,7 @@
     </w:p>
     <w:p>
       <w:pPr>
-        <w:pStyle w:val="a1"/>
+        <w:pStyle w:val="29"/>
         <w:widowControl w:val="0"/>
         <w:ind w:firstLine="480"/>
       </w:pPr>
@@ -2210,20 +2257,12 @@
         <w:rPr>
           <w:rFonts w:hint="eastAsia"/>
         </w:rPr>
-        <w:t>会议决议：</w:t>
-      </w:r>
-      <w:bookmarkStart w:id="8" w:name="_GoBack"/>
-      <w:bookmarkEnd w:id="8"/>
-      <w:r>
-        <w:rPr>
-          <w:rFonts w:hint="eastAsia"/>
-        </w:rPr>
-        <w:t>原则通过该框架结构。要求在图示中进一步突出“监控与报告”主线，并清晰标注各过程间的信息流与触发关系。</w:t>
-      </w:r>
-    </w:p>
-    <w:p>
-      <w:pPr>
-        <w:pStyle w:val="2"/>
+        <w:t>会议决议：原则通过该框架结构。要求在图示中进一步突出“监控与报告”主线，并清晰标注各过程间的信息流与触发关系。</w:t>
+      </w:r>
+    </w:p>
+    <w:p>
+      <w:pPr>
+        <w:pStyle w:val="30"/>
         <w:keepNext w:val="0"/>
         <w:keepLines w:val="0"/>
         <w:widowControl w:val="0"/>
@@ -2231,7 +2270,7 @@
           <w:lang w:eastAsia="zh-CN"/>
         </w:rPr>
       </w:pPr>
-      <w:bookmarkStart w:id="9" w:name="_Toc421"/>
+      <w:bookmarkStart w:id="8" w:name="_Toc421"/>
       <w:r>
         <w:rPr>
           <w:rFonts w:hint="eastAsia"/>
@@ -2239,11 +2278,11 @@
         </w:rPr>
         <w:t>职责归属与接口界定</w:t>
       </w:r>
-      <w:bookmarkEnd w:id="9"/>
-    </w:p>
-    <w:p>
-      <w:pPr>
-        <w:pStyle w:val="a1"/>
+      <w:bookmarkEnd w:id="8"/>
+    </w:p>
+    <w:p>
+      <w:pPr>
+        <w:pStyle w:val="29"/>
         <w:widowControl w:val="0"/>
         <w:ind w:firstLine="480"/>
       </w:pPr>
@@ -2256,7 +2295,7 @@
     </w:p>
     <w:p>
       <w:pPr>
-        <w:pStyle w:val="a1"/>
+        <w:pStyle w:val="29"/>
         <w:widowControl w:val="0"/>
         <w:ind w:firstLine="480"/>
       </w:pPr>
@@ -2269,7 +2308,7 @@
     </w:p>
     <w:p>
       <w:pPr>
-        <w:pStyle w:val="a1"/>
+        <w:pStyle w:val="29"/>
         <w:widowControl w:val="0"/>
         <w:ind w:firstLine="480"/>
       </w:pPr>
@@ -2282,7 +2321,7 @@
     </w:p>
     <w:p>
       <w:pPr>
-        <w:pStyle w:val="a1"/>
+        <w:pStyle w:val="29"/>
         <w:widowControl w:val="0"/>
         <w:ind w:firstLine="480"/>
       </w:pPr>
@@ -2295,7 +2334,7 @@
     </w:p>
     <w:p>
       <w:pPr>
-        <w:pStyle w:val="a1"/>
+        <w:pStyle w:val="29"/>
         <w:widowControl w:val="0"/>
         <w:ind w:firstLine="480"/>
       </w:pPr>
@@ -2308,7 +2347,7 @@
     </w:p>
     <w:p>
       <w:pPr>
-        <w:pStyle w:val="a1"/>
+        <w:pStyle w:val="29"/>
         <w:widowControl w:val="0"/>
         <w:ind w:firstLine="480"/>
       </w:pPr>
@@ -2321,7 +2360,7 @@
     </w:p>
     <w:p>
       <w:pPr>
-        <w:pStyle w:val="2"/>
+        <w:pStyle w:val="30"/>
         <w:keepNext w:val="0"/>
         <w:keepLines w:val="0"/>
         <w:widowControl w:val="0"/>
@@ -2329,7 +2368,7 @@
           <w:lang w:eastAsia="zh-CN"/>
         </w:rPr>
       </w:pPr>
-      <w:bookmarkStart w:id="10" w:name="_Toc31065"/>
+      <w:bookmarkStart w:id="9" w:name="_Toc31065"/>
       <w:r>
         <w:rPr>
           <w:rFonts w:hint="eastAsia"/>
@@ -2337,11 +2376,11 @@
         </w:rPr>
         <w:t>落地实施初步计划</w:t>
       </w:r>
-      <w:bookmarkEnd w:id="10"/>
-    </w:p>
-    <w:p>
-      <w:pPr>
-        <w:pStyle w:val="a1"/>
+      <w:bookmarkEnd w:id="9"/>
+    </w:p>
+    <w:p>
+      <w:pPr>
+        <w:pStyle w:val="29"/>
         <w:widowControl w:val="0"/>
         <w:ind w:firstLine="480"/>
       </w:pPr>
@@ -2354,7 +2393,7 @@
     </w:p>
     <w:p>
       <w:pPr>
-        <w:pStyle w:val="a1"/>
+        <w:pStyle w:val="29"/>
         <w:widowControl w:val="0"/>
         <w:ind w:firstLine="480"/>
       </w:pPr>
@@ -2367,7 +2406,7 @@
     </w:p>
     <w:p>
       <w:pPr>
-        <w:pStyle w:val="a1"/>
+        <w:pStyle w:val="29"/>
         <w:widowControl w:val="0"/>
         <w:ind w:firstLine="480"/>
       </w:pPr>
@@ -2380,7 +2419,7 @@
     </w:p>
     <w:p>
       <w:pPr>
-        <w:pStyle w:val="a1"/>
+        <w:pStyle w:val="29"/>
         <w:widowControl w:val="0"/>
         <w:ind w:firstLine="480"/>
       </w:pPr>
@@ -2393,7 +2432,7 @@
     </w:p>
     <w:p>
       <w:pPr>
-        <w:pStyle w:val="1"/>
+        <w:pStyle w:val="28"/>
         <w:keepNext w:val="0"/>
         <w:keepLines w:val="0"/>
         <w:widowControl w:val="0"/>
@@ -2401,7 +2440,7 @@
           <w:lang w:eastAsia="zh-CN"/>
         </w:rPr>
       </w:pPr>
-      <w:bookmarkStart w:id="11" w:name="_Toc27798"/>
+      <w:bookmarkStart w:id="10" w:name="_Toc27798"/>
       <w:r>
         <w:rPr>
           <w:rFonts w:hint="eastAsia"/>
@@ -2409,11 +2448,11 @@
         </w:rPr>
         <w:t>会议决议摘要</w:t>
       </w:r>
-      <w:bookmarkEnd w:id="11"/>
-    </w:p>
-    <w:p>
-      <w:pPr>
-        <w:pStyle w:val="a1"/>
+      <w:bookmarkEnd w:id="10"/>
+    </w:p>
+    <w:p>
+      <w:pPr>
+        <w:pStyle w:val="29"/>
         <w:widowControl w:val="0"/>
         <w:ind w:firstLine="480"/>
       </w:pPr>
@@ -2426,7 +2465,7 @@
     </w:p>
     <w:p>
       <w:pPr>
-        <w:pStyle w:val="a1"/>
+        <w:pStyle w:val="29"/>
         <w:widowControl w:val="0"/>
         <w:ind w:firstLine="480"/>
       </w:pPr>
@@ -2439,7 +2478,7 @@
     </w:p>
     <w:p>
       <w:pPr>
-        <w:pStyle w:val="a1"/>
+        <w:pStyle w:val="29"/>
         <w:widowControl w:val="0"/>
         <w:ind w:firstLine="480"/>
       </w:pPr>
@@ -2452,7 +2491,7 @@
     </w:p>
     <w:p>
       <w:pPr>
-        <w:pStyle w:val="a1"/>
+        <w:pStyle w:val="29"/>
         <w:widowControl w:val="0"/>
         <w:ind w:firstLine="480"/>
       </w:pPr>
@@ -2464,23 +2503,73 @@
       </w:r>
     </w:p>
     <w:sectPr>
-      <w:headerReference w:type="default" r:id="rId4"/>
+      <w:headerReference r:id="rId5" w:type="default"/>
       <w:pgSz w:w="11906" w:h="16838"/>
       <w:pgMar w:top="1417" w:right="1800" w:bottom="1440" w:left="1800" w:header="1140" w:footer="992" w:gutter="0"/>
-      <w:cols w:num="1" w:space="425"/>
+      <w:cols w:space="425" w:num="1"/>
       <w:docGrid w:type="lines" w:linePitch="312" w:charSpace="0"/>
     </w:sectPr>
   </w:body>
 </w:document>
 </file>
 
+<file path=word/endnotes.xml><?xml version="1.0" encoding="utf-8"?>
+<w:endnotes xmlns:wpc="http://schemas.microsoft.com/office/word/2010/wordprocessingCanvas" xmlns:mc="http://schemas.openxmlformats.org/markup-compatibility/2006" xmlns:o="urn:schemas-microsoft-com:office:office" xmlns:r="http://schemas.openxmlformats.org/officeDocument/2006/relationships" xmlns:m="http://schemas.openxmlformats.org/officeDocument/2006/math" xmlns:v="urn:schemas-microsoft-com:vml" xmlns:wp14="http://schemas.microsoft.com/office/word/2010/wordprocessingDrawing" xmlns:wp="http://schemas.openxmlformats.org/drawingml/2006/wordprocessingDrawing" xmlns:w="http://schemas.openxmlformats.org/wordprocessingml/2006/main" xmlns:w14="http://schemas.microsoft.com/office/word/2010/wordml" xmlns:w15="http://schemas.microsoft.com/office/word/2012/wordml" xmlns:w10="urn:schemas-microsoft-com:office:word" xmlns:wpg="http://schemas.microsoft.com/office/word/2010/wordprocessingGroup" xmlns:wpi="http://schemas.microsoft.com/office/word/2010/wordprocessingInk" xmlns:wne="http://schemas.microsoft.com/office/word/2006/wordml" xmlns:wps="http://schemas.microsoft.com/office/word/2010/wordprocessingShape" xmlns:wpsCustomData="http://www.wps.cn/officeDocument/2013/wpsCustomData" mc:Ignorable="w14 w15 wp14">
+  <w:endnote w:type="separator" w:id="0">
+    <w:p>
+      <w:pPr>
+        <w:spacing w:line="240" w:lineRule="auto"/>
+      </w:pPr>
+      <w:r>
+        <w:separator/>
+      </w:r>
+    </w:p>
+  </w:endnote>
+  <w:endnote w:type="continuationSeparator" w:id="1">
+    <w:p>
+      <w:pPr>
+        <w:spacing w:line="240" w:lineRule="auto"/>
+      </w:pPr>
+      <w:r>
+        <w:continuationSeparator/>
+      </w:r>
+    </w:p>
+  </w:endnote>
+</w:endnotes>
+</file>
+
+<file path=word/footnotes.xml><?xml version="1.0" encoding="utf-8"?>
+<w:footnotes xmlns:wpc="http://schemas.microsoft.com/office/word/2010/wordprocessingCanvas" xmlns:mc="http://schemas.openxmlformats.org/markup-compatibility/2006" xmlns:o="urn:schemas-microsoft-com:office:office" xmlns:r="http://schemas.openxmlformats.org/officeDocument/2006/relationships" xmlns:m="http://schemas.openxmlformats.org/officeDocument/2006/math" xmlns:v="urn:schemas-microsoft-com:vml" xmlns:wp14="http://schemas.microsoft.com/office/word/2010/wordprocessingDrawing" xmlns:wp="http://schemas.openxmlformats.org/drawingml/2006/wordprocessingDrawing" xmlns:w="http://schemas.openxmlformats.org/wordprocessingml/2006/main" xmlns:w14="http://schemas.microsoft.com/office/word/2010/wordml" xmlns:w15="http://schemas.microsoft.com/office/word/2012/wordml" xmlns:w10="urn:schemas-microsoft-com:office:word" xmlns:wpg="http://schemas.microsoft.com/office/word/2010/wordprocessingGroup" xmlns:wpi="http://schemas.microsoft.com/office/word/2010/wordprocessingInk" xmlns:wne="http://schemas.microsoft.com/office/word/2006/wordml" xmlns:wps="http://schemas.microsoft.com/office/word/2010/wordprocessingShape" xmlns:wpsCustomData="http://www.wps.cn/officeDocument/2013/wpsCustomData" mc:Ignorable="w14 w15 wp14">
+  <w:footnote w:type="separator" w:id="0">
+    <w:p>
+      <w:pPr>
+        <w:spacing w:line="360" w:lineRule="auto"/>
+      </w:pPr>
+      <w:r>
+        <w:separator/>
+      </w:r>
+    </w:p>
+  </w:footnote>
+  <w:footnote w:type="continuationSeparator" w:id="1">
+    <w:p>
+      <w:pPr>
+        <w:spacing w:line="360" w:lineRule="auto"/>
+      </w:pPr>
+      <w:r>
+        <w:continuationSeparator/>
+      </w:r>
+    </w:p>
+  </w:footnote>
+</w:footnotes>
+</file>
+
 <file path=word/header1.xml><?xml version="1.0" encoding="utf-8"?>
-<w:hdr xmlns:wpc="http://schemas.microsoft.com/office/word/2010/wordprocessingCanvas" xmlns:mc="http://schemas.openxmlformats.org/markup-compatibility/2006" xmlns:o="urn:schemas-microsoft-com:office:office" xmlns:r="http://schemas.openxmlformats.org/officeDocument/2006/relationships" xmlns:m="http://schemas.openxmlformats.org/officeDocument/2006/math" xmlns:v="urn:schemas-microsoft-com:vml" xmlns:wp14="http://schemas.microsoft.com/office/word/2010/wordprocessingDrawing" xmlns:wp="http://schemas.openxmlformats.org/drawingml/2006/wordprocessingDrawing" xmlns:w10="urn:schemas-microsoft-com:office:word" xmlns:w="http://schemas.openxmlformats.org/wordprocessingml/2006/main" xmlns:w14="http://schemas.microsoft.com/office/word/2010/wordml" xmlns:w15="http://schemas.microsoft.com/office/word/2012/wordml" xmlns:wne="http://schemas.microsoft.com/office/word/2006/wordml" xmlns:wpg="http://schemas.microsoft.com/office/word/2010/wordprocessingGroup" xmlns:wpi="http://schemas.microsoft.com/office/word/2010/wordprocessingInk" xmlns:wps="http://schemas.microsoft.com/office/word/2010/wordprocessingShape" mc:Ignorable="w14 w15 wp14">
+<w:hdr xmlns:wpc="http://schemas.microsoft.com/office/word/2010/wordprocessingCanvas" xmlns:mc="http://schemas.openxmlformats.org/markup-compatibility/2006" xmlns:o="urn:schemas-microsoft-com:office:office" xmlns:r="http://schemas.openxmlformats.org/officeDocument/2006/relationships" xmlns:m="http://schemas.openxmlformats.org/officeDocument/2006/math" xmlns:v="urn:schemas-microsoft-com:vml" xmlns:wp14="http://schemas.microsoft.com/office/word/2010/wordprocessingDrawing" xmlns:wp="http://schemas.openxmlformats.org/drawingml/2006/wordprocessingDrawing" xmlns:w10="urn:schemas-microsoft-com:office:word" xmlns:w="http://schemas.openxmlformats.org/wordprocessingml/2006/main" xmlns:w14="http://schemas.microsoft.com/office/word/2010/wordml" xmlns:w15="http://schemas.microsoft.com/office/word/2012/wordml" xmlns:wpg="http://schemas.microsoft.com/office/word/2010/wordprocessingGroup" xmlns:wpi="http://schemas.microsoft.com/office/word/2010/wordprocessingInk" xmlns:wne="http://schemas.microsoft.com/office/word/2006/wordml" xmlns:wps="http://schemas.microsoft.com/office/word/2010/wordprocessingShape" xmlns:wpsCustomData="http://www.wps.cn/officeDocument/2013/wpsCustomData" mc:Ignorable="w14 w15 wp14">
   <w:p>
     <w:pPr>
-      <w:pStyle w:val="Header"/>
+      <w:pStyle w:val="15"/>
       <w:pBdr>
-        <w:bottom w:val="single" w:sz="4" w:space="1" w:color="auto"/>
+        <w:bottom w:val="single" w:color="auto" w:sz="4" w:space="1"/>
       </w:pBdr>
       <w:jc w:val="right"/>
       <w:rPr>
@@ -2490,7 +2579,7 @@
     </w:pPr>
     <w:r>
       <w:rPr>
-        <w:rFonts w:eastAsiaTheme="minorEastAsia" w:hint="eastAsia"/>
+        <w:rFonts w:hint="eastAsia" w:eastAsiaTheme="minorEastAsia"/>
         <w:lang w:eastAsia="zh-CN"/>
       </w:rPr>
       <w:t>天津通海信息技术有限公司</w:t>
@@ -2500,15 +2589,15 @@
 </file>
 
 <file path=word/numbering.xml><?xml version="1.0" encoding="utf-8"?>
-<w:numbering xmlns:wpc="http://schemas.microsoft.com/office/word/2010/wordprocessingCanvas" xmlns:mc="http://schemas.openxmlformats.org/markup-compatibility/2006" xmlns:o="urn:schemas-microsoft-com:office:office" xmlns:r="http://schemas.openxmlformats.org/officeDocument/2006/relationships" xmlns:m="http://schemas.openxmlformats.org/officeDocument/2006/math" xmlns:v="urn:schemas-microsoft-com:vml" xmlns:wp14="http://schemas.microsoft.com/office/word/2010/wordprocessingDrawing" xmlns:wp="http://schemas.openxmlformats.org/drawingml/2006/wordprocessingDrawing" xmlns:w10="urn:schemas-microsoft-com:office:word" xmlns:w="http://schemas.openxmlformats.org/wordprocessingml/2006/main" xmlns:w14="http://schemas.microsoft.com/office/word/2010/wordml" xmlns:w15="http://schemas.microsoft.com/office/word/2012/wordml" xmlns:wne="http://schemas.microsoft.com/office/word/2006/wordml" xmlns:wpg="http://schemas.microsoft.com/office/word/2010/wordprocessingGroup" xmlns:wpi="http://schemas.microsoft.com/office/word/2010/wordprocessingInk" xmlns:wps="http://schemas.microsoft.com/office/word/2010/wordprocessingShape" mc:Ignorable="w14 w15 wp14">
+<w:numbering xmlns:wpc="http://schemas.microsoft.com/office/word/2010/wordprocessingCanvas" xmlns:mc="http://schemas.openxmlformats.org/markup-compatibility/2006" xmlns:o="urn:schemas-microsoft-com:office:office" xmlns:r="http://schemas.openxmlformats.org/officeDocument/2006/relationships" xmlns:m="http://schemas.openxmlformats.org/officeDocument/2006/math" xmlns:v="urn:schemas-microsoft-com:vml" xmlns:wp14="http://schemas.microsoft.com/office/word/2010/wordprocessingDrawing" xmlns:wp="http://schemas.openxmlformats.org/drawingml/2006/wordprocessingDrawing" xmlns:w10="urn:schemas-microsoft-com:office:word" xmlns:w="http://schemas.openxmlformats.org/wordprocessingml/2006/main" xmlns:w14="http://schemas.microsoft.com/office/word/2010/wordml" xmlns:wpg="http://schemas.microsoft.com/office/word/2010/wordprocessingGroup" xmlns:wpi="http://schemas.microsoft.com/office/word/2010/wordprocessingInk" xmlns:wne="http://schemas.microsoft.com/office/word/2006/wordml" xmlns:wps="http://schemas.microsoft.com/office/word/2010/wordprocessingShape" xmlns:wpsCustomData="http://www.wps.cn/officeDocument/2013/wpsCustomData" mc:Ignorable="w14 wp14">
   <w:abstractNum w:abstractNumId="0">
     <w:nsid w:val="8E964DCE"/>
     <w:multiLevelType w:val="multilevel"/>
     <w:tmpl w:val="8E964DCE"/>
-    <w:lvl w:ilvl="0">
+    <w:lvl w:ilvl="0" w:tentative="0">
       <w:start w:val="1"/>
       <w:numFmt w:val="decimal"/>
-      <w:pStyle w:val="Heading1"/>
+      <w:pStyle w:val="2"/>
       <w:lvlText w:val="%1."/>
       <w:lvlJc w:val="left"/>
       <w:pPr>
@@ -2518,10 +2607,10 @@
         <w:rFonts w:hint="default"/>
       </w:rPr>
     </w:lvl>
-    <w:lvl w:ilvl="1">
+    <w:lvl w:ilvl="1" w:tentative="0">
       <w:start w:val="1"/>
       <w:numFmt w:val="decimal"/>
-      <w:pStyle w:val="Heading2"/>
+      <w:pStyle w:val="3"/>
       <w:lvlText w:val="%1.%2."/>
       <w:lvlJc w:val="left"/>
       <w:pPr>
@@ -2531,10 +2620,10 @@
         <w:rFonts w:hint="default"/>
       </w:rPr>
     </w:lvl>
-    <w:lvl w:ilvl="2">
+    <w:lvl w:ilvl="2" w:tentative="0">
       <w:start w:val="1"/>
       <w:numFmt w:val="decimal"/>
-      <w:pStyle w:val="Heading3"/>
+      <w:pStyle w:val="4"/>
       <w:lvlText w:val="%1.%2.%3."/>
       <w:lvlJc w:val="left"/>
       <w:pPr>
@@ -2544,10 +2633,10 @@
         <w:rFonts w:hint="default"/>
       </w:rPr>
     </w:lvl>
-    <w:lvl w:ilvl="3">
+    <w:lvl w:ilvl="3" w:tentative="0">
       <w:start w:val="1"/>
       <w:numFmt w:val="decimal"/>
-      <w:pStyle w:val="Heading4"/>
+      <w:pStyle w:val="5"/>
       <w:lvlText w:val="%1.%2.%3.%4."/>
       <w:lvlJc w:val="left"/>
       <w:pPr>
@@ -2557,10 +2646,10 @@
         <w:rFonts w:hint="default"/>
       </w:rPr>
     </w:lvl>
-    <w:lvl w:ilvl="4">
+    <w:lvl w:ilvl="4" w:tentative="0">
       <w:start w:val="1"/>
       <w:numFmt w:val="decimal"/>
-      <w:pStyle w:val="Heading5"/>
+      <w:pStyle w:val="6"/>
       <w:lvlText w:val="%1.%2.%3.%4.%5."/>
       <w:lvlJc w:val="left"/>
       <w:pPr>
@@ -2570,10 +2659,10 @@
         <w:rFonts w:hint="default"/>
       </w:rPr>
     </w:lvl>
-    <w:lvl w:ilvl="5">
+    <w:lvl w:ilvl="5" w:tentative="0">
       <w:start w:val="1"/>
       <w:numFmt w:val="decimal"/>
-      <w:pStyle w:val="Heading6"/>
+      <w:pStyle w:val="7"/>
       <w:lvlText w:val="%1.%2.%3.%4.%5.%6."/>
       <w:lvlJc w:val="left"/>
       <w:pPr>
@@ -2583,10 +2672,10 @@
         <w:rFonts w:hint="default"/>
       </w:rPr>
     </w:lvl>
-    <w:lvl w:ilvl="6">
+    <w:lvl w:ilvl="6" w:tentative="0">
       <w:start w:val="1"/>
       <w:numFmt w:val="decimal"/>
-      <w:pStyle w:val="Heading7"/>
+      <w:pStyle w:val="8"/>
       <w:lvlText w:val="%1.%2.%3.%4.%5.%6.%7."/>
       <w:lvlJc w:val="left"/>
       <w:pPr>
@@ -2596,10 +2685,10 @@
         <w:rFonts w:hint="default"/>
       </w:rPr>
     </w:lvl>
-    <w:lvl w:ilvl="7">
+    <w:lvl w:ilvl="7" w:tentative="0">
       <w:start w:val="1"/>
       <w:numFmt w:val="decimal"/>
-      <w:pStyle w:val="Heading8"/>
+      <w:pStyle w:val="9"/>
       <w:lvlText w:val="%1.%2.%3.%4.%5.%6.%7.%8."/>
       <w:lvlJc w:val="left"/>
       <w:pPr>
@@ -2609,10 +2698,10 @@
         <w:rFonts w:hint="default"/>
       </w:rPr>
     </w:lvl>
-    <w:lvl w:ilvl="8">
+    <w:lvl w:ilvl="8" w:tentative="0">
       <w:start w:val="1"/>
       <w:numFmt w:val="decimal"/>
-      <w:pStyle w:val="Heading9"/>
+      <w:pStyle w:val="10"/>
       <w:lvlText w:val="%1.%2.%3.%4.%5.%6.%7.%8.%9."/>
       <w:lvlJc w:val="left"/>
       <w:pPr>
@@ -2627,7 +2716,7 @@
     <w:nsid w:val="4BA5F7F5"/>
     <w:multiLevelType w:val="singleLevel"/>
     <w:tmpl w:val="4BA5F7F5"/>
-    <w:lvl w:ilvl="0">
+    <w:lvl w:ilvl="0" w:tentative="0">
       <w:start w:val="1"/>
       <w:numFmt w:val="decimal"/>
       <w:lvlText w:val="%1."/>
@@ -2650,267 +2739,269 @@
 </file>
 
 <file path=word/styles.xml><?xml version="1.0" encoding="utf-8"?>
-<w:styles xmlns:mc="http://schemas.openxmlformats.org/markup-compatibility/2006" xmlns:r="http://schemas.openxmlformats.org/officeDocument/2006/relationships" xmlns:w="http://schemas.openxmlformats.org/wordprocessingml/2006/main" xmlns:w14="http://schemas.microsoft.com/office/word/2010/wordml" xmlns:w15="http://schemas.microsoft.com/office/word/2012/wordml" mc:Ignorable="w14 w15">
+<w:styles xmlns:mc="http://schemas.openxmlformats.org/markup-compatibility/2006" xmlns:o="urn:schemas-microsoft-com:office:office" xmlns:r="http://schemas.openxmlformats.org/officeDocument/2006/relationships" xmlns:m="http://schemas.openxmlformats.org/officeDocument/2006/math" xmlns:v="urn:schemas-microsoft-com:vml" xmlns:w="http://schemas.openxmlformats.org/wordprocessingml/2006/main" xmlns:w14="http://schemas.microsoft.com/office/word/2010/wordml" xmlns:w10="urn:schemas-microsoft-com:office:word" xmlns:sl="http://schemas.openxmlformats.org/schemaLibrary/2006/main" xmlns:wpsCustomData="http://www.wps.cn/officeDocument/2013/wpsCustomData" mc:Ignorable="w14">
   <w:docDefaults>
     <w:rPrDefault>
       <w:rPr>
-        <w:rFonts w:ascii="Times New Roman" w:eastAsia="宋体" w:hAnsi="Times New Roman" w:cs="Times New Roman"/>
+        <w:rFonts w:ascii="Times New Roman" w:hAnsi="Times New Roman" w:eastAsia="宋体" w:cs="Times New Roman"/>
       </w:rPr>
     </w:rPrDefault>
     <w:pPrDefault/>
   </w:docDefaults>
-  <w:latentStyles w:defLockedState="0" w:defUIPriority="99" w:defSemiHidden="1" w:defUnhideWhenUsed="1" w:defQFormat="0" w:count="260">
-    <w:lsdException w:name="Normal" w:semiHidden="0" w:uiPriority="0" w:unhideWhenUsed="0" w:qFormat="1"/>
-    <w:lsdException w:name="heading 1" w:semiHidden="0" w:uiPriority="0" w:unhideWhenUsed="0" w:qFormat="1"/>
-    <w:lsdException w:name="heading 2" w:semiHidden="0" w:uiPriority="0" w:qFormat="1"/>
-    <w:lsdException w:name="heading 3" w:uiPriority="0" w:qFormat="1"/>
-    <w:lsdException w:name="heading 4" w:semiHidden="0" w:uiPriority="0" w:qFormat="1"/>
-    <w:lsdException w:name="heading 5" w:uiPriority="0" w:qFormat="1"/>
-    <w:lsdException w:name="heading 6" w:uiPriority="0" w:qFormat="1"/>
-    <w:lsdException w:name="heading 7" w:uiPriority="0" w:qFormat="1"/>
-    <w:lsdException w:name="heading 8" w:uiPriority="0" w:qFormat="1"/>
-    <w:lsdException w:name="heading 9" w:uiPriority="0" w:qFormat="1"/>
-    <w:lsdException w:name="index 1" w:semiHidden="0" w:uiPriority="0" w:unhideWhenUsed="0"/>
-    <w:lsdException w:name="index 2" w:semiHidden="0" w:uiPriority="0" w:unhideWhenUsed="0"/>
-    <w:lsdException w:name="index 3" w:semiHidden="0" w:uiPriority="0" w:unhideWhenUsed="0"/>
-    <w:lsdException w:name="index 4" w:semiHidden="0" w:uiPriority="0" w:unhideWhenUsed="0"/>
-    <w:lsdException w:name="index 5" w:semiHidden="0" w:uiPriority="0" w:unhideWhenUsed="0"/>
-    <w:lsdException w:name="index 6" w:semiHidden="0" w:uiPriority="0" w:unhideWhenUsed="0"/>
-    <w:lsdException w:name="index 7" w:semiHidden="0" w:uiPriority="0" w:unhideWhenUsed="0"/>
-    <w:lsdException w:name="index 8" w:semiHidden="0" w:uiPriority="0" w:unhideWhenUsed="0"/>
-    <w:lsdException w:name="index 9" w:semiHidden="0" w:uiPriority="0" w:unhideWhenUsed="0"/>
-    <w:lsdException w:name="toc 1" w:semiHidden="0" w:uiPriority="0" w:unhideWhenUsed="0" w:qFormat="1"/>
-    <w:lsdException w:name="toc 2" w:semiHidden="0" w:uiPriority="0" w:unhideWhenUsed="0" w:qFormat="1"/>
-    <w:lsdException w:name="toc 3" w:semiHidden="0" w:uiPriority="0" w:unhideWhenUsed="0" w:qFormat="1"/>
-    <w:lsdException w:name="toc 4" w:semiHidden="0" w:uiPriority="0" w:unhideWhenUsed="0"/>
-    <w:lsdException w:name="toc 5" w:semiHidden="0" w:uiPriority="0" w:unhideWhenUsed="0"/>
-    <w:lsdException w:name="toc 6" w:semiHidden="0" w:uiPriority="0" w:unhideWhenUsed="0"/>
-    <w:lsdException w:name="toc 7" w:semiHidden="0" w:uiPriority="0" w:unhideWhenUsed="0"/>
-    <w:lsdException w:name="toc 8" w:semiHidden="0" w:uiPriority="0" w:unhideWhenUsed="0"/>
-    <w:lsdException w:name="toc 9" w:semiHidden="0" w:uiPriority="0" w:unhideWhenUsed="0"/>
-    <w:lsdException w:name="Normal Indent" w:semiHidden="0" w:uiPriority="0" w:unhideWhenUsed="0"/>
-    <w:lsdException w:name="footnote text" w:semiHidden="0" w:uiPriority="0" w:unhideWhenUsed="0"/>
-    <w:lsdException w:name="annotation text" w:semiHidden="0" w:uiPriority="0" w:unhideWhenUsed="0" w:qFormat="1"/>
-    <w:lsdException w:name="header" w:semiHidden="0" w:uiPriority="0" w:unhideWhenUsed="0" w:qFormat="1"/>
-    <w:lsdException w:name="footer" w:semiHidden="0" w:uiPriority="0" w:unhideWhenUsed="0" w:qFormat="1"/>
-    <w:lsdException w:name="index heading" w:semiHidden="0" w:uiPriority="0" w:unhideWhenUsed="0"/>
-    <w:lsdException w:name="caption" w:uiPriority="0" w:qFormat="1"/>
-    <w:lsdException w:name="table of figures" w:semiHidden="0" w:uiPriority="0" w:unhideWhenUsed="0"/>
-    <w:lsdException w:name="envelope address" w:semiHidden="0" w:uiPriority="0" w:unhideWhenUsed="0"/>
-    <w:lsdException w:name="envelope return" w:semiHidden="0" w:uiPriority="0" w:unhideWhenUsed="0"/>
-    <w:lsdException w:name="footnote reference" w:semiHidden="0" w:uiPriority="0" w:unhideWhenUsed="0"/>
-    <w:lsdException w:name="annotation reference" w:semiHidden="0" w:uiPriority="0" w:unhideWhenUsed="0"/>
-    <w:lsdException w:name="line number" w:semiHidden="0" w:uiPriority="0" w:unhideWhenUsed="0"/>
-    <w:lsdException w:name="page number" w:semiHidden="0" w:uiPriority="0" w:unhideWhenUsed="0"/>
-    <w:lsdException w:name="endnote reference" w:semiHidden="0" w:uiPriority="0" w:unhideWhenUsed="0"/>
-    <w:lsdException w:name="endnote text" w:semiHidden="0" w:uiPriority="0" w:unhideWhenUsed="0"/>
-    <w:lsdException w:name="table of authorities" w:semiHidden="0" w:uiPriority="0" w:unhideWhenUsed="0"/>
-    <w:lsdException w:name="macro" w:semiHidden="0" w:uiPriority="0" w:unhideWhenUsed="0"/>
-    <w:lsdException w:name="toa heading" w:semiHidden="0" w:uiPriority="0" w:unhideWhenUsed="0"/>
-    <w:lsdException w:name="List" w:semiHidden="0" w:uiPriority="0" w:unhideWhenUsed="0"/>
-    <w:lsdException w:name="List Bullet" w:semiHidden="0" w:uiPriority="0" w:unhideWhenUsed="0"/>
-    <w:lsdException w:name="List Number" w:semiHidden="0" w:uiPriority="0" w:unhideWhenUsed="0"/>
-    <w:lsdException w:name="List 2" w:semiHidden="0" w:uiPriority="0" w:unhideWhenUsed="0"/>
-    <w:lsdException w:name="List 3" w:semiHidden="0" w:uiPriority="0" w:unhideWhenUsed="0"/>
-    <w:lsdException w:name="List 4" w:semiHidden="0" w:uiPriority="0" w:unhideWhenUsed="0"/>
-    <w:lsdException w:name="List 5" w:semiHidden="0" w:uiPriority="0" w:unhideWhenUsed="0"/>
-    <w:lsdException w:name="List Bullet 2" w:semiHidden="0" w:uiPriority="0" w:unhideWhenUsed="0"/>
-    <w:lsdException w:name="List Bullet 3" w:semiHidden="0" w:uiPriority="0" w:unhideWhenUsed="0"/>
-    <w:lsdException w:name="List Bullet 4" w:semiHidden="0" w:uiPriority="0" w:unhideWhenUsed="0"/>
-    <w:lsdException w:name="List Bullet 5" w:semiHidden="0" w:uiPriority="0" w:unhideWhenUsed="0"/>
-    <w:lsdException w:name="List Number 2" w:semiHidden="0" w:uiPriority="0" w:unhideWhenUsed="0"/>
-    <w:lsdException w:name="List Number 3" w:semiHidden="0" w:uiPriority="0" w:unhideWhenUsed="0"/>
-    <w:lsdException w:name="List Number 4" w:semiHidden="0" w:uiPriority="0" w:unhideWhenUsed="0"/>
-    <w:lsdException w:name="List Number 5" w:semiHidden="0" w:uiPriority="0" w:unhideWhenUsed="0"/>
-    <w:lsdException w:name="Title" w:semiHidden="0" w:uiPriority="0" w:unhideWhenUsed="0" w:qFormat="1"/>
-    <w:lsdException w:name="Closing" w:semiHidden="0" w:uiPriority="0" w:unhideWhenUsed="0"/>
-    <w:lsdException w:name="Signature" w:semiHidden="0" w:uiPriority="0" w:unhideWhenUsed="0"/>
-    <w:lsdException w:name="Default Paragraph Font" w:uiPriority="1"/>
-    <w:lsdException w:name="Body Text" w:uiPriority="0" w:unhideWhenUsed="0" w:qFormat="1"/>
-    <w:lsdException w:name="Body Text Indent" w:semiHidden="0" w:uiPriority="0" w:unhideWhenUsed="0"/>
-    <w:lsdException w:name="List Continue" w:semiHidden="0" w:uiPriority="0" w:unhideWhenUsed="0"/>
-    <w:lsdException w:name="List Continue 2" w:semiHidden="0" w:uiPriority="0" w:unhideWhenUsed="0"/>
-    <w:lsdException w:name="List Continue 3" w:semiHidden="0" w:uiPriority="0" w:unhideWhenUsed="0"/>
-    <w:lsdException w:name="List Continue 4" w:semiHidden="0" w:uiPriority="0" w:unhideWhenUsed="0"/>
-    <w:lsdException w:name="List Continue 5" w:semiHidden="0" w:uiPriority="0" w:unhideWhenUsed="0"/>
-    <w:lsdException w:name="Message Header" w:semiHidden="0" w:uiPriority="0" w:unhideWhenUsed="0"/>
-    <w:lsdException w:name="Subtitle" w:semiHidden="0" w:uiPriority="0" w:unhideWhenUsed="0" w:qFormat="1"/>
-    <w:lsdException w:name="Salutation" w:semiHidden="0" w:uiPriority="0" w:unhideWhenUsed="0"/>
-    <w:lsdException w:name="Date" w:semiHidden="0" w:uiPriority="0" w:unhideWhenUsed="0"/>
-    <w:lsdException w:name="Body Text First Indent" w:semiHidden="0" w:uiPriority="0" w:unhideWhenUsed="0"/>
-    <w:lsdException w:name="Body Text First Indent 2" w:semiHidden="0" w:uiPriority="0" w:unhideWhenUsed="0"/>
-    <w:lsdException w:name="Body Text 2" w:semiHidden="0" w:uiPriority="0" w:unhideWhenUsed="0"/>
-    <w:lsdException w:name="Body Text 3" w:semiHidden="0" w:uiPriority="0" w:unhideWhenUsed="0"/>
-    <w:lsdException w:name="Body Text Indent 2" w:semiHidden="0" w:uiPriority="0" w:unhideWhenUsed="0"/>
-    <w:lsdException w:name="Body Text Indent 3" w:semiHidden="0" w:uiPriority="0" w:unhideWhenUsed="0"/>
-    <w:lsdException w:name="Block Text" w:semiHidden="0" w:uiPriority="0" w:unhideWhenUsed="0"/>
-    <w:lsdException w:name="Hyperlink" w:semiHidden="0" w:uiPriority="0" w:unhideWhenUsed="0"/>
-    <w:lsdException w:name="FollowedHyperlink" w:semiHidden="0" w:uiPriority="0" w:unhideWhenUsed="0"/>
-    <w:lsdException w:name="Strong" w:semiHidden="0" w:uiPriority="0" w:unhideWhenUsed="0" w:qFormat="1"/>
-    <w:lsdException w:name="Emphasis" w:semiHidden="0" w:uiPriority="0" w:unhideWhenUsed="0" w:qFormat="1"/>
-    <w:lsdException w:name="Document Map" w:semiHidden="0" w:uiPriority="0" w:unhideWhenUsed="0"/>
-    <w:lsdException w:name="Plain Text" w:semiHidden="0" w:uiPriority="0" w:unhideWhenUsed="0"/>
-    <w:lsdException w:name="E-mail Signature" w:semiHidden="0" w:uiPriority="0" w:unhideWhenUsed="0"/>
-    <w:lsdException w:name="Normal (Web)" w:semiHidden="0" w:uiPriority="0" w:unhideWhenUsed="0" w:qFormat="1"/>
-    <w:lsdException w:name="HTML Acronym" w:semiHidden="0" w:uiPriority="0" w:unhideWhenUsed="0"/>
-    <w:lsdException w:name="HTML Address" w:semiHidden="0" w:uiPriority="0" w:unhideWhenUsed="0"/>
-    <w:lsdException w:name="HTML Cite" w:semiHidden="0" w:uiPriority="0" w:unhideWhenUsed="0"/>
-    <w:lsdException w:name="HTML Code" w:semiHidden="0" w:uiPriority="0" w:unhideWhenUsed="0"/>
-    <w:lsdException w:name="HTML Definition" w:semiHidden="0" w:uiPriority="0" w:unhideWhenUsed="0"/>
-    <w:lsdException w:name="HTML Keyboard" w:semiHidden="0" w:uiPriority="0" w:unhideWhenUsed="0"/>
-    <w:lsdException w:name="HTML Preformatted" w:semiHidden="0" w:uiPriority="0" w:unhideWhenUsed="0"/>
-    <w:lsdException w:name="HTML Sample" w:semiHidden="0" w:uiPriority="0" w:unhideWhenUsed="0"/>
-    <w:lsdException w:name="HTML Typewriter" w:semiHidden="0" w:uiPriority="0" w:unhideWhenUsed="0"/>
-    <w:lsdException w:name="HTML Variable" w:semiHidden="0" w:uiPriority="0" w:unhideWhenUsed="0"/>
-    <w:lsdException w:name="Normal Table" w:qFormat="1"/>
-    <w:lsdException w:name="annotation subject" w:semiHidden="0" w:uiPriority="0" w:unhideWhenUsed="0"/>
-    <w:lsdException w:name="Table Simple 1" w:uiPriority="0"/>
-    <w:lsdException w:name="Table Simple 2" w:uiPriority="0"/>
-    <w:lsdException w:name="Table Simple 3" w:uiPriority="0"/>
-    <w:lsdException w:name="Table Classic 1" w:uiPriority="0"/>
-    <w:lsdException w:name="Table Classic 2" w:uiPriority="0"/>
-    <w:lsdException w:name="Table Classic 3" w:uiPriority="0"/>
-    <w:lsdException w:name="Table Classic 4" w:uiPriority="0"/>
-    <w:lsdException w:name="Table Colorful 1" w:uiPriority="0"/>
-    <w:lsdException w:name="Table Colorful 2" w:uiPriority="0"/>
-    <w:lsdException w:name="Table Colorful 3" w:uiPriority="0"/>
-    <w:lsdException w:name="Table Columns 1" w:uiPriority="0"/>
-    <w:lsdException w:name="Table Columns 2" w:uiPriority="0"/>
-    <w:lsdException w:name="Table Columns 3" w:uiPriority="0"/>
-    <w:lsdException w:name="Table Columns 4" w:uiPriority="0"/>
-    <w:lsdException w:name="Table Columns 5" w:uiPriority="0"/>
-    <w:lsdException w:name="Table Grid 1" w:uiPriority="0"/>
-    <w:lsdException w:name="Table Grid 2" w:uiPriority="0"/>
-    <w:lsdException w:name="Table Grid 3" w:uiPriority="0"/>
-    <w:lsdException w:name="Table Grid 4" w:uiPriority="0"/>
-    <w:lsdException w:name="Table Grid 5" w:uiPriority="0"/>
-    <w:lsdException w:name="Table Grid 6" w:uiPriority="0"/>
-    <w:lsdException w:name="Table Grid 7" w:uiPriority="0"/>
-    <w:lsdException w:name="Table Grid 8" w:uiPriority="0"/>
-    <w:lsdException w:name="Table List 1" w:uiPriority="0"/>
-    <w:lsdException w:name="Table List 2" w:uiPriority="0"/>
-    <w:lsdException w:name="Table List 3" w:uiPriority="0"/>
-    <w:lsdException w:name="Table List 4" w:uiPriority="0"/>
-    <w:lsdException w:name="Table List 5" w:uiPriority="0"/>
-    <w:lsdException w:name="Table List 6" w:uiPriority="0"/>
-    <w:lsdException w:name="Table List 7" w:uiPriority="0"/>
-    <w:lsdException w:name="Table List 8" w:uiPriority="0"/>
-    <w:lsdException w:name="Table 3D effects 1" w:uiPriority="0"/>
-    <w:lsdException w:name="Table 3D effects 2" w:uiPriority="0"/>
-    <w:lsdException w:name="Table 3D effects 3" w:uiPriority="0"/>
-    <w:lsdException w:name="Table Contemporary" w:uiPriority="0"/>
-    <w:lsdException w:name="Table Elegant" w:uiPriority="0"/>
-    <w:lsdException w:name="Table Professional" w:uiPriority="0"/>
-    <w:lsdException w:name="Table Subtle 1" w:uiPriority="0"/>
-    <w:lsdException w:name="Table Subtle 2" w:uiPriority="0"/>
-    <w:lsdException w:name="Table Web 1" w:uiPriority="0"/>
-    <w:lsdException w:name="Table Web 2" w:uiPriority="0"/>
-    <w:lsdException w:name="Table Web 3" w:uiPriority="0"/>
-    <w:lsdException w:name="Balloon Text" w:semiHidden="0" w:uiPriority="0" w:unhideWhenUsed="0"/>
-    <w:lsdException w:name="Table Grid" w:semiHidden="0" w:uiPriority="0" w:unhideWhenUsed="0" w:qFormat="1"/>
-    <w:lsdException w:name="Table Theme" w:uiPriority="0"/>
-    <w:lsdException w:name="Light Shading" w:semiHidden="0" w:uiPriority="60" w:unhideWhenUsed="0"/>
-    <w:lsdException w:name="Light List" w:semiHidden="0" w:uiPriority="61" w:unhideWhenUsed="0"/>
-    <w:lsdException w:name="Light Grid" w:semiHidden="0" w:uiPriority="62" w:unhideWhenUsed="0"/>
-    <w:lsdException w:name="Medium Shading 1" w:semiHidden="0" w:uiPriority="63" w:unhideWhenUsed="0"/>
-    <w:lsdException w:name="Medium Shading 2" w:semiHidden="0" w:uiPriority="64" w:unhideWhenUsed="0"/>
-    <w:lsdException w:name="Medium List 1" w:semiHidden="0" w:uiPriority="65" w:unhideWhenUsed="0"/>
-    <w:lsdException w:name="Medium List 2" w:semiHidden="0" w:uiPriority="66" w:unhideWhenUsed="0"/>
-    <w:lsdException w:name="Medium Grid 1" w:semiHidden="0" w:uiPriority="67" w:unhideWhenUsed="0"/>
-    <w:lsdException w:name="Medium Grid 2" w:semiHidden="0" w:uiPriority="68" w:unhideWhenUsed="0"/>
-    <w:lsdException w:name="Medium Grid 3" w:semiHidden="0" w:uiPriority="69" w:unhideWhenUsed="0"/>
-    <w:lsdException w:name="Dark List" w:semiHidden="0" w:uiPriority="70" w:unhideWhenUsed="0"/>
-    <w:lsdException w:name="Colorful Shading" w:semiHidden="0" w:uiPriority="71" w:unhideWhenUsed="0"/>
-    <w:lsdException w:name="Colorful List" w:semiHidden="0" w:uiPriority="72" w:unhideWhenUsed="0"/>
-    <w:lsdException w:name="Colorful Grid" w:semiHidden="0" w:uiPriority="73" w:unhideWhenUsed="0"/>
-    <w:lsdException w:name="Light Shading Accent 1" w:semiHidden="0" w:uiPriority="60" w:unhideWhenUsed="0"/>
-    <w:lsdException w:name="Light List Accent 1" w:semiHidden="0" w:uiPriority="61" w:unhideWhenUsed="0"/>
-    <w:lsdException w:name="Light Grid Accent 1" w:semiHidden="0" w:uiPriority="62" w:unhideWhenUsed="0"/>
-    <w:lsdException w:name="Medium Shading 1 Accent 1" w:semiHidden="0" w:uiPriority="63" w:unhideWhenUsed="0"/>
-    <w:lsdException w:name="Medium Shading 2 Accent 1" w:semiHidden="0" w:uiPriority="64" w:unhideWhenUsed="0"/>
-    <w:lsdException w:name="Medium List 1 Accent 1" w:semiHidden="0" w:uiPriority="65" w:unhideWhenUsed="0"/>
-    <w:lsdException w:name="Medium List 2 Accent 1" w:semiHidden="0" w:uiPriority="66" w:unhideWhenUsed="0"/>
-    <w:lsdException w:name="Medium Grid 1 Accent 1" w:semiHidden="0" w:uiPriority="67" w:unhideWhenUsed="0"/>
-    <w:lsdException w:name="Medium Grid 2 Accent 1" w:semiHidden="0" w:uiPriority="68" w:unhideWhenUsed="0"/>
-    <w:lsdException w:name="Medium Grid 3 Accent 1" w:semiHidden="0" w:uiPriority="69" w:unhideWhenUsed="0"/>
-    <w:lsdException w:name="Dark List Accent 1" w:semiHidden="0" w:uiPriority="70" w:unhideWhenUsed="0"/>
-    <w:lsdException w:name="Colorful Shading Accent 1" w:semiHidden="0" w:uiPriority="71" w:unhideWhenUsed="0"/>
-    <w:lsdException w:name="Colorful List Accent 1" w:semiHidden="0" w:uiPriority="72" w:unhideWhenUsed="0"/>
-    <w:lsdException w:name="Colorful Grid Accent 1" w:semiHidden="0" w:uiPriority="73" w:unhideWhenUsed="0"/>
-    <w:lsdException w:name="Light Shading Accent 2" w:semiHidden="0" w:uiPriority="60" w:unhideWhenUsed="0"/>
-    <w:lsdException w:name="Light List Accent 2" w:semiHidden="0" w:uiPriority="61" w:unhideWhenUsed="0"/>
-    <w:lsdException w:name="Light Grid Accent 2" w:semiHidden="0" w:uiPriority="62" w:unhideWhenUsed="0"/>
-    <w:lsdException w:name="Medium Shading 1 Accent 2" w:semiHidden="0" w:uiPriority="63" w:unhideWhenUsed="0"/>
-    <w:lsdException w:name="Medium Shading 2 Accent 2" w:semiHidden="0" w:uiPriority="64" w:unhideWhenUsed="0"/>
-    <w:lsdException w:name="Medium List 1 Accent 2" w:semiHidden="0" w:uiPriority="65" w:unhideWhenUsed="0"/>
-    <w:lsdException w:name="Medium List 2 Accent 2" w:semiHidden="0" w:uiPriority="66" w:unhideWhenUsed="0"/>
-    <w:lsdException w:name="Medium Grid 1 Accent 2" w:semiHidden="0" w:uiPriority="67" w:unhideWhenUsed="0"/>
-    <w:lsdException w:name="Medium Grid 2 Accent 2" w:semiHidden="0" w:uiPriority="68" w:unhideWhenUsed="0"/>
-    <w:lsdException w:name="Medium Grid 3 Accent 2" w:semiHidden="0" w:uiPriority="69" w:unhideWhenUsed="0"/>
-    <w:lsdException w:name="Dark List Accent 2" w:semiHidden="0" w:uiPriority="70" w:unhideWhenUsed="0"/>
-    <w:lsdException w:name="Colorful Shading Accent 2" w:semiHidden="0" w:uiPriority="71" w:unhideWhenUsed="0"/>
-    <w:lsdException w:name="Colorful List Accent 2" w:semiHidden="0" w:uiPriority="72" w:unhideWhenUsed="0"/>
-    <w:lsdException w:name="Colorful Grid Accent 2" w:semiHidden="0" w:uiPriority="73" w:unhideWhenUsed="0"/>
-    <w:lsdException w:name="Light Shading Accent 3" w:semiHidden="0" w:uiPriority="60" w:unhideWhenUsed="0"/>
-    <w:lsdException w:name="Light List Accent 3" w:semiHidden="0" w:uiPriority="61" w:unhideWhenUsed="0"/>
-    <w:lsdException w:name="Light Grid Accent 3" w:semiHidden="0" w:uiPriority="62" w:unhideWhenUsed="0"/>
-    <w:lsdException w:name="Medium Shading 1 Accent 3" w:semiHidden="0" w:uiPriority="63" w:unhideWhenUsed="0"/>
-    <w:lsdException w:name="Medium Shading 2 Accent 3" w:semiHidden="0" w:uiPriority="64" w:unhideWhenUsed="0"/>
-    <w:lsdException w:name="Medium List 1 Accent 3" w:semiHidden="0" w:uiPriority="65" w:unhideWhenUsed="0"/>
-    <w:lsdException w:name="Medium List 2 Accent 3" w:semiHidden="0" w:uiPriority="66" w:unhideWhenUsed="0"/>
-    <w:lsdException w:name="Medium Grid 1 Accent 3" w:semiHidden="0" w:uiPriority="67" w:unhideWhenUsed="0"/>
-    <w:lsdException w:name="Medium Grid 2 Accent 3" w:semiHidden="0" w:uiPriority="68" w:unhideWhenUsed="0"/>
-    <w:lsdException w:name="Medium Grid 3 Accent 3" w:semiHidden="0" w:uiPriority="69" w:unhideWhenUsed="0"/>
-    <w:lsdException w:name="Dark List Accent 3" w:semiHidden="0" w:uiPriority="70" w:unhideWhenUsed="0"/>
-    <w:lsdException w:name="Colorful Shading Accent 3" w:semiHidden="0" w:uiPriority="71" w:unhideWhenUsed="0"/>
-    <w:lsdException w:name="Colorful List Accent 3" w:semiHidden="0" w:uiPriority="72" w:unhideWhenUsed="0"/>
-    <w:lsdException w:name="Colorful Grid Accent 3" w:semiHidden="0" w:uiPriority="73" w:unhideWhenUsed="0"/>
-    <w:lsdException w:name="Light Shading Accent 4" w:semiHidden="0" w:uiPriority="60" w:unhideWhenUsed="0"/>
-    <w:lsdException w:name="Light List Accent 4" w:semiHidden="0" w:uiPriority="61" w:unhideWhenUsed="0"/>
-    <w:lsdException w:name="Light Grid Accent 4" w:semiHidden="0" w:uiPriority="62" w:unhideWhenUsed="0"/>
-    <w:lsdException w:name="Medium Shading 1 Accent 4" w:semiHidden="0" w:uiPriority="63" w:unhideWhenUsed="0"/>
-    <w:lsdException w:name="Medium Shading 2 Accent 4" w:semiHidden="0" w:uiPriority="64" w:unhideWhenUsed="0"/>
-    <w:lsdException w:name="Medium List 1 Accent 4" w:semiHidden="0" w:uiPriority="65" w:unhideWhenUsed="0"/>
-    <w:lsdException w:name="Medium List 2 Accent 4" w:semiHidden="0" w:uiPriority="66" w:unhideWhenUsed="0"/>
-    <w:lsdException w:name="Medium Grid 1 Accent 4" w:semiHidden="0" w:uiPriority="67" w:unhideWhenUsed="0"/>
-    <w:lsdException w:name="Medium Grid 2 Accent 4" w:semiHidden="0" w:uiPriority="68" w:unhideWhenUsed="0"/>
-    <w:lsdException w:name="Medium Grid 3 Accent 4" w:semiHidden="0" w:uiPriority="69" w:unhideWhenUsed="0"/>
-    <w:lsdException w:name="Dark List Accent 4" w:semiHidden="0" w:uiPriority="70" w:unhideWhenUsed="0"/>
-    <w:lsdException w:name="Colorful Shading Accent 4" w:semiHidden="0" w:uiPriority="71" w:unhideWhenUsed="0"/>
-    <w:lsdException w:name="Colorful List Accent 4" w:semiHidden="0" w:uiPriority="72" w:unhideWhenUsed="0"/>
-    <w:lsdException w:name="Colorful Grid Accent 4" w:semiHidden="0" w:uiPriority="73" w:unhideWhenUsed="0"/>
-    <w:lsdException w:name="Light Shading Accent 5" w:semiHidden="0" w:uiPriority="60" w:unhideWhenUsed="0"/>
-    <w:lsdException w:name="Light List Accent 5" w:semiHidden="0" w:uiPriority="61" w:unhideWhenUsed="0"/>
-    <w:lsdException w:name="Light Grid Accent 5" w:semiHidden="0" w:uiPriority="62" w:unhideWhenUsed="0"/>
-    <w:lsdException w:name="Medium Shading 1 Accent 5" w:semiHidden="0" w:uiPriority="63" w:unhideWhenUsed="0"/>
-    <w:lsdException w:name="Medium Shading 2 Accent 5" w:semiHidden="0" w:uiPriority="64" w:unhideWhenUsed="0"/>
-    <w:lsdException w:name="Medium List 1 Accent 5" w:semiHidden="0" w:uiPriority="65" w:unhideWhenUsed="0"/>
-    <w:lsdException w:name="Medium List 2 Accent 5" w:semiHidden="0" w:uiPriority="66" w:unhideWhenUsed="0"/>
-    <w:lsdException w:name="Medium Grid 1 Accent 5" w:semiHidden="0" w:uiPriority="67" w:unhideWhenUsed="0"/>
-    <w:lsdException w:name="Medium Grid 2 Accent 5" w:semiHidden="0" w:uiPriority="68" w:unhideWhenUsed="0"/>
-    <w:lsdException w:name="Medium Grid 3 Accent 5" w:semiHidden="0" w:uiPriority="69" w:unhideWhenUsed="0"/>
-    <w:lsdException w:name="Dark List Accent 5" w:semiHidden="0" w:uiPriority="70" w:unhideWhenUsed="0"/>
-    <w:lsdException w:name="Colorful Shading Accent 5" w:semiHidden="0" w:uiPriority="71" w:unhideWhenUsed="0"/>
-    <w:lsdException w:name="Colorful List Accent 5" w:semiHidden="0" w:uiPriority="72" w:unhideWhenUsed="0"/>
-    <w:lsdException w:name="Colorful Grid Accent 5" w:semiHidden="0" w:uiPriority="73" w:unhideWhenUsed="0"/>
-    <w:lsdException w:name="Light Shading Accent 6" w:semiHidden="0" w:uiPriority="60" w:unhideWhenUsed="0"/>
-    <w:lsdException w:name="Light List Accent 6" w:semiHidden="0" w:uiPriority="61" w:unhideWhenUsed="0"/>
-    <w:lsdException w:name="Light Grid Accent 6" w:semiHidden="0" w:uiPriority="62" w:unhideWhenUsed="0"/>
-    <w:lsdException w:name="Medium Shading 1 Accent 6" w:semiHidden="0" w:uiPriority="63" w:unhideWhenUsed="0"/>
-    <w:lsdException w:name="Medium Shading 2 Accent 6" w:semiHidden="0" w:uiPriority="64" w:unhideWhenUsed="0"/>
-    <w:lsdException w:name="Medium List 1 Accent 6" w:semiHidden="0" w:uiPriority="65" w:unhideWhenUsed="0"/>
-    <w:lsdException w:name="Medium List 2 Accent 6" w:semiHidden="0" w:uiPriority="66" w:unhideWhenUsed="0"/>
-    <w:lsdException w:name="Medium Grid 1 Accent 6" w:semiHidden="0" w:uiPriority="67" w:unhideWhenUsed="0"/>
-    <w:lsdException w:name="Medium Grid 2 Accent 6" w:semiHidden="0" w:uiPriority="68" w:unhideWhenUsed="0"/>
-    <w:lsdException w:name="Medium Grid 3 Accent 6" w:semiHidden="0" w:uiPriority="69" w:unhideWhenUsed="0"/>
-    <w:lsdException w:name="Dark List Accent 6" w:semiHidden="0" w:uiPriority="70" w:unhideWhenUsed="0"/>
-    <w:lsdException w:name="Colorful Shading Accent 6" w:semiHidden="0" w:uiPriority="71" w:unhideWhenUsed="0"/>
-    <w:lsdException w:name="Colorful List Accent 6" w:semiHidden="0" w:uiPriority="72" w:unhideWhenUsed="0"/>
-    <w:lsdException w:name="Colorful Grid Accent 6" w:semiHidden="0" w:uiPriority="73" w:unhideWhenUsed="0"/>
+  <w:latentStyles w:count="260" w:defQFormat="0" w:defUnhideWhenUsed="1" w:defSemiHidden="1" w:defUIPriority="99" w:defLockedState="0">
+    <w:lsdException w:qFormat="1" w:unhideWhenUsed="0" w:uiPriority="0" w:semiHidden="0" w:name="Normal"/>
+    <w:lsdException w:qFormat="1" w:unhideWhenUsed="0" w:uiPriority="0" w:semiHidden="0" w:name="heading 1"/>
+    <w:lsdException w:qFormat="1" w:uiPriority="0" w:semiHidden="0" w:name="heading 2"/>
+    <w:lsdException w:qFormat="1" w:uiPriority="0" w:name="heading 3"/>
+    <w:lsdException w:qFormat="1" w:uiPriority="0" w:semiHidden="0" w:name="heading 4"/>
+    <w:lsdException w:qFormat="1" w:uiPriority="0" w:name="heading 5"/>
+    <w:lsdException w:qFormat="1" w:uiPriority="0" w:name="heading 6"/>
+    <w:lsdException w:qFormat="1" w:uiPriority="0" w:name="heading 7"/>
+    <w:lsdException w:qFormat="1" w:uiPriority="0" w:name="heading 8"/>
+    <w:lsdException w:qFormat="1" w:uiPriority="0" w:name="heading 9"/>
+    <w:lsdException w:unhideWhenUsed="0" w:uiPriority="0" w:semiHidden="0" w:name="index 1"/>
+    <w:lsdException w:unhideWhenUsed="0" w:uiPriority="0" w:semiHidden="0" w:name="index 2"/>
+    <w:lsdException w:unhideWhenUsed="0" w:uiPriority="0" w:semiHidden="0" w:name="index 3"/>
+    <w:lsdException w:unhideWhenUsed="0" w:uiPriority="0" w:semiHidden="0" w:name="index 4"/>
+    <w:lsdException w:unhideWhenUsed="0" w:uiPriority="0" w:semiHidden="0" w:name="index 5"/>
+    <w:lsdException w:unhideWhenUsed="0" w:uiPriority="0" w:semiHidden="0" w:name="index 6"/>
+    <w:lsdException w:unhideWhenUsed="0" w:uiPriority="0" w:semiHidden="0" w:name="index 7"/>
+    <w:lsdException w:unhideWhenUsed="0" w:uiPriority="0" w:semiHidden="0" w:name="index 8"/>
+    <w:lsdException w:unhideWhenUsed="0" w:uiPriority="0" w:semiHidden="0" w:name="index 9"/>
+    <w:lsdException w:qFormat="1" w:unhideWhenUsed="0" w:uiPriority="0" w:semiHidden="0" w:name="toc 1"/>
+    <w:lsdException w:qFormat="1" w:unhideWhenUsed="0" w:uiPriority="0" w:semiHidden="0" w:name="toc 2"/>
+    <w:lsdException w:qFormat="1" w:unhideWhenUsed="0" w:uiPriority="0" w:semiHidden="0" w:name="toc 3"/>
+    <w:lsdException w:unhideWhenUsed="0" w:uiPriority="0" w:semiHidden="0" w:name="toc 4"/>
+    <w:lsdException w:unhideWhenUsed="0" w:uiPriority="0" w:semiHidden="0" w:name="toc 5"/>
+    <w:lsdException w:unhideWhenUsed="0" w:uiPriority="0" w:semiHidden="0" w:name="toc 6"/>
+    <w:lsdException w:unhideWhenUsed="0" w:uiPriority="0" w:semiHidden="0" w:name="toc 7"/>
+    <w:lsdException w:unhideWhenUsed="0" w:uiPriority="0" w:semiHidden="0" w:name="toc 8"/>
+    <w:lsdException w:unhideWhenUsed="0" w:uiPriority="0" w:semiHidden="0" w:name="toc 9"/>
+    <w:lsdException w:unhideWhenUsed="0" w:uiPriority="0" w:semiHidden="0" w:name="Normal Indent"/>
+    <w:lsdException w:unhideWhenUsed="0" w:uiPriority="0" w:semiHidden="0" w:name="footnote text"/>
+    <w:lsdException w:qFormat="1" w:unhideWhenUsed="0" w:uiPriority="0" w:semiHidden="0" w:name="annotation text"/>
+    <w:lsdException w:qFormat="1" w:unhideWhenUsed="0" w:uiPriority="0" w:semiHidden="0" w:name="header"/>
+    <w:lsdException w:qFormat="1" w:unhideWhenUsed="0" w:uiPriority="0" w:semiHidden="0" w:name="footer"/>
+    <w:lsdException w:unhideWhenUsed="0" w:uiPriority="0" w:semiHidden="0" w:name="index heading"/>
+    <w:lsdException w:qFormat="1" w:uiPriority="0" w:name="caption"/>
+    <w:lsdException w:unhideWhenUsed="0" w:uiPriority="0" w:semiHidden="0" w:name="table of figures"/>
+    <w:lsdException w:unhideWhenUsed="0" w:uiPriority="0" w:semiHidden="0" w:name="envelope address"/>
+    <w:lsdException w:unhideWhenUsed="0" w:uiPriority="0" w:semiHidden="0" w:name="envelope return"/>
+    <w:lsdException w:unhideWhenUsed="0" w:uiPriority="0" w:semiHidden="0" w:name="footnote reference"/>
+    <w:lsdException w:unhideWhenUsed="0" w:uiPriority="0" w:semiHidden="0" w:name="annotation reference"/>
+    <w:lsdException w:unhideWhenUsed="0" w:uiPriority="0" w:semiHidden="0" w:name="line number"/>
+    <w:lsdException w:unhideWhenUsed="0" w:uiPriority="0" w:semiHidden="0" w:name="page number"/>
+    <w:lsdException w:unhideWhenUsed="0" w:uiPriority="0" w:semiHidden="0" w:name="endnote reference"/>
+    <w:lsdException w:unhideWhenUsed="0" w:uiPriority="0" w:semiHidden="0" w:name="endnote text"/>
+    <w:lsdException w:unhideWhenUsed="0" w:uiPriority="0" w:semiHidden="0" w:name="table of authorities"/>
+    <w:lsdException w:unhideWhenUsed="0" w:uiPriority="0" w:semiHidden="0" w:name="macro"/>
+    <w:lsdException w:unhideWhenUsed="0" w:uiPriority="0" w:semiHidden="0" w:name="toa heading"/>
+    <w:lsdException w:unhideWhenUsed="0" w:uiPriority="0" w:semiHidden="0" w:name="List"/>
+    <w:lsdException w:unhideWhenUsed="0" w:uiPriority="0" w:semiHidden="0" w:name="List Bullet"/>
+    <w:lsdException w:unhideWhenUsed="0" w:uiPriority="0" w:semiHidden="0" w:name="List Number"/>
+    <w:lsdException w:unhideWhenUsed="0" w:uiPriority="0" w:semiHidden="0" w:name="List 2"/>
+    <w:lsdException w:unhideWhenUsed="0" w:uiPriority="0" w:semiHidden="0" w:name="List 3"/>
+    <w:lsdException w:unhideWhenUsed="0" w:uiPriority="0" w:semiHidden="0" w:name="List 4"/>
+    <w:lsdException w:unhideWhenUsed="0" w:uiPriority="0" w:semiHidden="0" w:name="List 5"/>
+    <w:lsdException w:unhideWhenUsed="0" w:uiPriority="0" w:semiHidden="0" w:name="List Bullet 2"/>
+    <w:lsdException w:unhideWhenUsed="0" w:uiPriority="0" w:semiHidden="0" w:name="List Bullet 3"/>
+    <w:lsdException w:unhideWhenUsed="0" w:uiPriority="0" w:semiHidden="0" w:name="List Bullet 4"/>
+    <w:lsdException w:unhideWhenUsed="0" w:uiPriority="0" w:semiHidden="0" w:name="List Bullet 5"/>
+    <w:lsdException w:unhideWhenUsed="0" w:uiPriority="0" w:semiHidden="0" w:name="List Number 2"/>
+    <w:lsdException w:unhideWhenUsed="0" w:uiPriority="0" w:semiHidden="0" w:name="List Number 3"/>
+    <w:lsdException w:unhideWhenUsed="0" w:uiPriority="0" w:semiHidden="0" w:name="List Number 4"/>
+    <w:lsdException w:unhideWhenUsed="0" w:uiPriority="0" w:semiHidden="0" w:name="List Number 5"/>
+    <w:lsdException w:qFormat="1" w:unhideWhenUsed="0" w:uiPriority="0" w:semiHidden="0" w:name="Title"/>
+    <w:lsdException w:unhideWhenUsed="0" w:uiPriority="0" w:semiHidden="0" w:name="Closing"/>
+    <w:lsdException w:unhideWhenUsed="0" w:uiPriority="0" w:semiHidden="0" w:name="Signature"/>
+    <w:lsdException w:uiPriority="1" w:name="Default Paragraph Font"/>
+    <w:lsdException w:qFormat="1" w:unhideWhenUsed="0" w:uiPriority="0" w:name="Body Text"/>
+    <w:lsdException w:unhideWhenUsed="0" w:uiPriority="0" w:semiHidden="0" w:name="Body Text Indent"/>
+    <w:lsdException w:unhideWhenUsed="0" w:uiPriority="0" w:semiHidden="0" w:name="List Continue"/>
+    <w:lsdException w:unhideWhenUsed="0" w:uiPriority="0" w:semiHidden="0" w:name="List Continue 2"/>
+    <w:lsdException w:unhideWhenUsed="0" w:uiPriority="0" w:semiHidden="0" w:name="List Continue 3"/>
+    <w:lsdException w:unhideWhenUsed="0" w:uiPriority="0" w:semiHidden="0" w:name="List Continue 4"/>
+    <w:lsdException w:unhideWhenUsed="0" w:uiPriority="0" w:semiHidden="0" w:name="List Continue 5"/>
+    <w:lsdException w:unhideWhenUsed="0" w:uiPriority="0" w:semiHidden="0" w:name="Message Header"/>
+    <w:lsdException w:qFormat="1" w:unhideWhenUsed="0" w:uiPriority="0" w:semiHidden="0" w:name="Subtitle"/>
+    <w:lsdException w:unhideWhenUsed="0" w:uiPriority="0" w:semiHidden="0" w:name="Salutation"/>
+    <w:lsdException w:unhideWhenUsed="0" w:uiPriority="0" w:semiHidden="0" w:name="Date"/>
+    <w:lsdException w:unhideWhenUsed="0" w:uiPriority="0" w:semiHidden="0" w:name="Body Text First Indent"/>
+    <w:lsdException w:unhideWhenUsed="0" w:uiPriority="0" w:semiHidden="0" w:name="Body Text First Indent 2"/>
+    <w:lsdException w:uiPriority="99" w:name="Note Heading"/>
+    <w:lsdException w:unhideWhenUsed="0" w:uiPriority="0" w:semiHidden="0" w:name="Body Text 2"/>
+    <w:lsdException w:unhideWhenUsed="0" w:uiPriority="0" w:semiHidden="0" w:name="Body Text 3"/>
+    <w:lsdException w:unhideWhenUsed="0" w:uiPriority="0" w:semiHidden="0" w:name="Body Text Indent 2"/>
+    <w:lsdException w:unhideWhenUsed="0" w:uiPriority="0" w:semiHidden="0" w:name="Body Text Indent 3"/>
+    <w:lsdException w:unhideWhenUsed="0" w:uiPriority="0" w:semiHidden="0" w:name="Block Text"/>
+    <w:lsdException w:unhideWhenUsed="0" w:uiPriority="0" w:semiHidden="0" w:name="Hyperlink"/>
+    <w:lsdException w:unhideWhenUsed="0" w:uiPriority="0" w:semiHidden="0" w:name="FollowedHyperlink"/>
+    <w:lsdException w:qFormat="1" w:unhideWhenUsed="0" w:uiPriority="0" w:semiHidden="0" w:name="Strong"/>
+    <w:lsdException w:qFormat="1" w:unhideWhenUsed="0" w:uiPriority="0" w:semiHidden="0" w:name="Emphasis"/>
+    <w:lsdException w:unhideWhenUsed="0" w:uiPriority="0" w:semiHidden="0" w:name="Document Map"/>
+    <w:lsdException w:unhideWhenUsed="0" w:uiPriority="0" w:semiHidden="0" w:name="Plain Text"/>
+    <w:lsdException w:unhideWhenUsed="0" w:uiPriority="0" w:semiHidden="0" w:name="E-mail Signature"/>
+    <w:lsdException w:qFormat="1" w:unhideWhenUsed="0" w:uiPriority="0" w:semiHidden="0" w:name="Normal (Web)"/>
+    <w:lsdException w:unhideWhenUsed="0" w:uiPriority="0" w:semiHidden="0" w:name="HTML Acronym"/>
+    <w:lsdException w:unhideWhenUsed="0" w:uiPriority="0" w:semiHidden="0" w:name="HTML Address"/>
+    <w:lsdException w:unhideWhenUsed="0" w:uiPriority="0" w:semiHidden="0" w:name="HTML Cite"/>
+    <w:lsdException w:unhideWhenUsed="0" w:uiPriority="0" w:semiHidden="0" w:name="HTML Code"/>
+    <w:lsdException w:unhideWhenUsed="0" w:uiPriority="0" w:semiHidden="0" w:name="HTML Definition"/>
+    <w:lsdException w:unhideWhenUsed="0" w:uiPriority="0" w:semiHidden="0" w:name="HTML Keyboard"/>
+    <w:lsdException w:unhideWhenUsed="0" w:uiPriority="0" w:semiHidden="0" w:name="HTML Preformatted"/>
+    <w:lsdException w:unhideWhenUsed="0" w:uiPriority="0" w:semiHidden="0" w:name="HTML Sample"/>
+    <w:lsdException w:unhideWhenUsed="0" w:uiPriority="0" w:semiHidden="0" w:name="HTML Typewriter"/>
+    <w:lsdException w:unhideWhenUsed="0" w:uiPriority="0" w:semiHidden="0" w:name="HTML Variable"/>
+    <w:lsdException w:qFormat="1" w:uiPriority="99" w:name="Normal Table"/>
+    <w:lsdException w:unhideWhenUsed="0" w:uiPriority="0" w:semiHidden="0" w:name="annotation subject"/>
+    <w:lsdException w:uiPriority="0" w:name="Table Simple 1"/>
+    <w:lsdException w:uiPriority="0" w:name="Table Simple 2"/>
+    <w:lsdException w:uiPriority="0" w:name="Table Simple 3"/>
+    <w:lsdException w:uiPriority="0" w:name="Table Classic 1"/>
+    <w:lsdException w:uiPriority="0" w:name="Table Classic 2"/>
+    <w:lsdException w:uiPriority="0" w:name="Table Classic 3"/>
+    <w:lsdException w:uiPriority="0" w:name="Table Classic 4"/>
+    <w:lsdException w:uiPriority="0" w:name="Table Colorful 1"/>
+    <w:lsdException w:uiPriority="0" w:name="Table Colorful 2"/>
+    <w:lsdException w:uiPriority="0" w:name="Table Colorful 3"/>
+    <w:lsdException w:uiPriority="0" w:name="Table Columns 1"/>
+    <w:lsdException w:uiPriority="0" w:name="Table Columns 2"/>
+    <w:lsdException w:uiPriority="0" w:name="Table Columns 3"/>
+    <w:lsdException w:uiPriority="0" w:name="Table Columns 4"/>
+    <w:lsdException w:uiPriority="0" w:name="Table Columns 5"/>
+    <w:lsdException w:uiPriority="0" w:name="Table Grid 1"/>
+    <w:lsdException w:uiPriority="0" w:name="Table Grid 2"/>
+    <w:lsdException w:uiPriority="0" w:name="Table Grid 3"/>
+    <w:lsdException w:uiPriority="0" w:name="Table Grid 4"/>
+    <w:lsdException w:uiPriority="0" w:name="Table Grid 5"/>
+    <w:lsdException w:uiPriority="0" w:name="Table Grid 6"/>
+    <w:lsdException w:uiPriority="0" w:name="Table Grid 7"/>
+    <w:lsdException w:uiPriority="0" w:name="Table Grid 8"/>
+    <w:lsdException w:uiPriority="0" w:name="Table List 1"/>
+    <w:lsdException w:uiPriority="0" w:name="Table List 2"/>
+    <w:lsdException w:uiPriority="0" w:name="Table List 3"/>
+    <w:lsdException w:uiPriority="0" w:name="Table List 4"/>
+    <w:lsdException w:uiPriority="0" w:name="Table List 5"/>
+    <w:lsdException w:uiPriority="0" w:name="Table List 6"/>
+    <w:lsdException w:uiPriority="0" w:name="Table List 7"/>
+    <w:lsdException w:uiPriority="0" w:name="Table List 8"/>
+    <w:lsdException w:uiPriority="0" w:name="Table 3D effects 1"/>
+    <w:lsdException w:uiPriority="0" w:name="Table 3D effects 2"/>
+    <w:lsdException w:uiPriority="0" w:name="Table 3D effects 3"/>
+    <w:lsdException w:uiPriority="0" w:name="Table Contemporary"/>
+    <w:lsdException w:uiPriority="0" w:name="Table Elegant"/>
+    <w:lsdException w:uiPriority="0" w:name="Table Professional"/>
+    <w:lsdException w:uiPriority="0" w:name="Table Subtle 1"/>
+    <w:lsdException w:uiPriority="0" w:name="Table Subtle 2"/>
+    <w:lsdException w:uiPriority="0" w:name="Table Web 1"/>
+    <w:lsdException w:uiPriority="0" w:name="Table Web 2"/>
+    <w:lsdException w:uiPriority="0" w:name="Table Web 3"/>
+    <w:lsdException w:unhideWhenUsed="0" w:uiPriority="0" w:semiHidden="0" w:name="Balloon Text"/>
+    <w:lsdException w:qFormat="1" w:unhideWhenUsed="0" w:uiPriority="0" w:semiHidden="0" w:name="Table Grid"/>
+    <w:lsdException w:uiPriority="0" w:name="Table Theme"/>
+    <w:lsdException w:unhideWhenUsed="0" w:uiPriority="60" w:semiHidden="0" w:name="Light Shading"/>
+    <w:lsdException w:unhideWhenUsed="0" w:uiPriority="61" w:semiHidden="0" w:name="Light List"/>
+    <w:lsdException w:unhideWhenUsed="0" w:uiPriority="62" w:semiHidden="0" w:name="Light Grid"/>
+    <w:lsdException w:unhideWhenUsed="0" w:uiPriority="63" w:semiHidden="0" w:name="Medium Shading 1"/>
+    <w:lsdException w:unhideWhenUsed="0" w:uiPriority="64" w:semiHidden="0" w:name="Medium Shading 2"/>
+    <w:lsdException w:unhideWhenUsed="0" w:uiPriority="65" w:semiHidden="0" w:name="Medium List 1"/>
+    <w:lsdException w:unhideWhenUsed="0" w:uiPriority="66" w:semiHidden="0" w:name="Medium List 2"/>
+    <w:lsdException w:unhideWhenUsed="0" w:uiPriority="67" w:semiHidden="0" w:name="Medium Grid 1"/>
+    <w:lsdException w:unhideWhenUsed="0" w:uiPriority="68" w:semiHidden="0" w:name="Medium Grid 2"/>
+    <w:lsdException w:unhideWhenUsed="0" w:uiPriority="69" w:semiHidden="0" w:name="Medium Grid 3"/>
+    <w:lsdException w:unhideWhenUsed="0" w:uiPriority="70" w:semiHidden="0" w:name="Dark List"/>
+    <w:lsdException w:unhideWhenUsed="0" w:uiPriority="71" w:semiHidden="0" w:name="Colorful Shading"/>
+    <w:lsdException w:unhideWhenUsed="0" w:uiPriority="72" w:semiHidden="0" w:name="Colorful List"/>
+    <w:lsdException w:unhideWhenUsed="0" w:uiPriority="73" w:semiHidden="0" w:name="Colorful Grid"/>
+    <w:lsdException w:unhideWhenUsed="0" w:uiPriority="60" w:semiHidden="0" w:name="Light Shading Accent 1"/>
+    <w:lsdException w:unhideWhenUsed="0" w:uiPriority="61" w:semiHidden="0" w:name="Light List Accent 1"/>
+    <w:lsdException w:unhideWhenUsed="0" w:uiPriority="62" w:semiHidden="0" w:name="Light Grid Accent 1"/>
+    <w:lsdException w:unhideWhenUsed="0" w:uiPriority="63" w:semiHidden="0" w:name="Medium Shading 1 Accent 1"/>
+    <w:lsdException w:unhideWhenUsed="0" w:uiPriority="64" w:semiHidden="0" w:name="Medium Shading 2 Accent 1"/>
+    <w:lsdException w:unhideWhenUsed="0" w:uiPriority="65" w:semiHidden="0" w:name="Medium List 1 Accent 1"/>
+    <w:lsdException w:unhideWhenUsed="0" w:uiPriority="66" w:semiHidden="0" w:name="Medium List 2 Accent 1"/>
+    <w:lsdException w:unhideWhenUsed="0" w:uiPriority="67" w:semiHidden="0" w:name="Medium Grid 1 Accent 1"/>
+    <w:lsdException w:unhideWhenUsed="0" w:uiPriority="68" w:semiHidden="0" w:name="Medium Grid 2 Accent 1"/>
+    <w:lsdException w:unhideWhenUsed="0" w:uiPriority="69" w:semiHidden="0" w:name="Medium Grid 3 Accent 1"/>
+    <w:lsdException w:unhideWhenUsed="0" w:uiPriority="70" w:semiHidden="0" w:name="Dark List Accent 1"/>
+    <w:lsdException w:unhideWhenUsed="0" w:uiPriority="71" w:semiHidden="0" w:name="Colorful Shading Accent 1"/>
+    <w:lsdException w:unhideWhenUsed="0" w:uiPriority="72" w:semiHidden="0" w:name="Colorful List Accent 1"/>
+    <w:lsdException w:unhideWhenUsed="0" w:uiPriority="73" w:semiHidden="0" w:name="Colorful Grid Accent 1"/>
+    <w:lsdException w:unhideWhenUsed="0" w:uiPriority="60" w:semiHidden="0" w:name="Light Shading Accent 2"/>
+    <w:lsdException w:unhideWhenUsed="0" w:uiPriority="61" w:semiHidden="0" w:name="Light List Accent 2"/>
+    <w:lsdException w:unhideWhenUsed="0" w:uiPriority="62" w:semiHidden="0" w:name="Light Grid Accent 2"/>
+    <w:lsdException w:unhideWhenUsed="0" w:uiPriority="63" w:semiHidden="0" w:name="Medium Shading 1 Accent 2"/>
+    <w:lsdException w:unhideWhenUsed="0" w:uiPriority="64" w:semiHidden="0" w:name="Medium Shading 2 Accent 2"/>
+    <w:lsdException w:unhideWhenUsed="0" w:uiPriority="65" w:semiHidden="0" w:name="Medium List 1 Accent 2"/>
+    <w:lsdException w:unhideWhenUsed="0" w:uiPriority="66" w:semiHidden="0" w:name="Medium List 2 Accent 2"/>
+    <w:lsdException w:unhideWhenUsed="0" w:uiPriority="67" w:semiHidden="0" w:name="Medium Grid 1 Accent 2"/>
+    <w:lsdException w:unhideWhenUsed="0" w:uiPriority="68" w:semiHidden="0" w:name="Medium Grid 2 Accent 2"/>
+    <w:lsdException w:unhideWhenUsed="0" w:uiPriority="69" w:semiHidden="0" w:name="Medium Grid 3 Accent 2"/>
+    <w:lsdException w:unhideWhenUsed="0" w:uiPriority="70" w:semiHidden="0" w:name="Dark List Accent 2"/>
+    <w:lsdException w:unhideWhenUsed="0" w:uiPriority="71" w:semiHidden="0" w:name="Colorful Shading Accent 2"/>
+    <w:lsdException w:unhideWhenUsed="0" w:uiPriority="72" w:semiHidden="0" w:name="Colorful List Accent 2"/>
+    <w:lsdException w:unhideWhenUsed="0" w:uiPriority="73" w:semiHidden="0" w:name="Colorful Grid Accent 2"/>
+    <w:lsdException w:unhideWhenUsed="0" w:uiPriority="60" w:semiHidden="0" w:name="Light Shading Accent 3"/>
+    <w:lsdException w:unhideWhenUsed="0" w:uiPriority="61" w:semiHidden="0" w:name="Light List Accent 3"/>
+    <w:lsdException w:unhideWhenUsed="0" w:uiPriority="62" w:semiHidden="0" w:name="Light Grid Accent 3"/>
+    <w:lsdException w:unhideWhenUsed="0" w:uiPriority="63" w:semiHidden="0" w:name="Medium Shading 1 Accent 3"/>
+    <w:lsdException w:unhideWhenUsed="0" w:uiPriority="64" w:semiHidden="0" w:name="Medium Shading 2 Accent 3"/>
+    <w:lsdException w:unhideWhenUsed="0" w:uiPriority="65" w:semiHidden="0" w:name="Medium List 1 Accent 3"/>
+    <w:lsdException w:unhideWhenUsed="0" w:uiPriority="66" w:semiHidden="0" w:name="Medium List 2 Accent 3"/>
+    <w:lsdException w:unhideWhenUsed="0" w:uiPriority="67" w:semiHidden="0" w:name="Medium Grid 1 Accent 3"/>
+    <w:lsdException w:unhideWhenUsed="0" w:uiPriority="68" w:semiHidden="0" w:name="Medium Grid 2 Accent 3"/>
+    <w:lsdException w:unhideWhenUsed="0" w:uiPriority="69" w:semiHidden="0" w:name="Medium Grid 3 Accent 3"/>
+    <w:lsdException w:unhideWhenUsed="0" w:uiPriority="70" w:semiHidden="0" w:name="Dark List Accent 3"/>
+    <w:lsdException w:unhideWhenUsed="0" w:uiPriority="71" w:semiHidden="0" w:name="Colorful Shading Accent 3"/>
+    <w:lsdException w:unhideWhenUsed="0" w:uiPriority="72" w:semiHidden="0" w:name="Colorful List Accent 3"/>
+    <w:lsdException w:unhideWhenUsed="0" w:uiPriority="73" w:semiHidden="0" w:name="Colorful Grid Accent 3"/>
+    <w:lsdException w:unhideWhenUsed="0" w:uiPriority="60" w:semiHidden="0" w:name="Light Shading Accent 4"/>
+    <w:lsdException w:unhideWhenUsed="0" w:uiPriority="61" w:semiHidden="0" w:name="Light List Accent 4"/>
+    <w:lsdException w:unhideWhenUsed="0" w:uiPriority="62" w:semiHidden="0" w:name="Light Grid Accent 4"/>
+    <w:lsdException w:unhideWhenUsed="0" w:uiPriority="63" w:semiHidden="0" w:name="Medium Shading 1 Accent 4"/>
+    <w:lsdException w:unhideWhenUsed="0" w:uiPriority="64" w:semiHidden="0" w:name="Medium Shading 2 Accent 4"/>
+    <w:lsdException w:unhideWhenUsed="0" w:uiPriority="65" w:semiHidden="0" w:name="Medium List 1 Accent 4"/>
+    <w:lsdException w:unhideWhenUsed="0" w:uiPriority="66" w:semiHidden="0" w:name="Medium List 2 Accent 4"/>
+    <w:lsdException w:unhideWhenUsed="0" w:uiPriority="67" w:semiHidden="0" w:name="Medium Grid 1 Accent 4"/>
+    <w:lsdException w:unhideWhenUsed="0" w:uiPriority="68" w:semiHidden="0" w:name="Medium Grid 2 Accent 4"/>
+    <w:lsdException w:unhideWhenUsed="0" w:uiPriority="69" w:semiHidden="0" w:name="Medium Grid 3 Accent 4"/>
+    <w:lsdException w:unhideWhenUsed="0" w:uiPriority="70" w:semiHidden="0" w:name="Dark List Accent 4"/>
+    <w:lsdException w:unhideWhenUsed="0" w:uiPriority="71" w:semiHidden="0" w:name="Colorful Shading Accent 4"/>
+    <w:lsdException w:unhideWhenUsed="0" w:uiPriority="72" w:semiHidden="0" w:name="Colorful List Accent 4"/>
+    <w:lsdException w:unhideWhenUsed="0" w:uiPriority="73" w:semiHidden="0" w:name="Colorful Grid Accent 4"/>
+    <w:lsdException w:unhideWhenUsed="0" w:uiPriority="60" w:semiHidden="0" w:name="Light Shading Accent 5"/>
+    <w:lsdException w:unhideWhenUsed="0" w:uiPriority="61" w:semiHidden="0" w:name="Light List Accent 5"/>
+    <w:lsdException w:unhideWhenUsed="0" w:uiPriority="62" w:semiHidden="0" w:name="Light Grid Accent 5"/>
+    <w:lsdException w:unhideWhenUsed="0" w:uiPriority="63" w:semiHidden="0" w:name="Medium Shading 1 Accent 5"/>
+    <w:lsdException w:unhideWhenUsed="0" w:uiPriority="64" w:semiHidden="0" w:name="Medium Shading 2 Accent 5"/>
+    <w:lsdException w:unhideWhenUsed="0" w:uiPriority="65" w:semiHidden="0" w:name="Medium List 1 Accent 5"/>
+    <w:lsdException w:unhideWhenUsed="0" w:uiPriority="66" w:semiHidden="0" w:name="Medium List 2 Accent 5"/>
+    <w:lsdException w:unhideWhenUsed="0" w:uiPriority="67" w:semiHidden="0" w:name="Medium Grid 1 Accent 5"/>
+    <w:lsdException w:unhideWhenUsed="0" w:uiPriority="68" w:semiHidden="0" w:name="Medium Grid 2 Accent 5"/>
+    <w:lsdException w:unhideWhenUsed="0" w:uiPriority="69" w:semiHidden="0" w:name="Medium Grid 3 Accent 5"/>
+    <w:lsdException w:unhideWhenUsed="0" w:uiPriority="70" w:semiHidden="0" w:name="Dark List Accent 5"/>
+    <w:lsdException w:unhideWhenUsed="0" w:uiPriority="71" w:semiHidden="0" w:name="Colorful Shading Accent 5"/>
+    <w:lsdException w:unhideWhenUsed="0" w:uiPriority="72" w:semiHidden="0" w:name="Colorful List Accent 5"/>
+    <w:lsdException w:unhideWhenUsed="0" w:uiPriority="73" w:semiHidden="0" w:name="Colorful Grid Accent 5"/>
+    <w:lsdException w:unhideWhenUsed="0" w:uiPriority="60" w:semiHidden="0" w:name="Light Shading Accent 6"/>
+    <w:lsdException w:unhideWhenUsed="0" w:uiPriority="61" w:semiHidden="0" w:name="Light List Accent 6"/>
+    <w:lsdException w:unhideWhenUsed="0" w:uiPriority="62" w:semiHidden="0" w:name="Light Grid Accent 6"/>
+    <w:lsdException w:unhideWhenUsed="0" w:uiPriority="63" w:semiHidden="0" w:name="Medium Shading 1 Accent 6"/>
+    <w:lsdException w:unhideWhenUsed="0" w:uiPriority="64" w:semiHidden="0" w:name="Medium Shading 2 Accent 6"/>
+    <w:lsdException w:unhideWhenUsed="0" w:uiPriority="65" w:semiHidden="0" w:name="Medium List 1 Accent 6"/>
+    <w:lsdException w:unhideWhenUsed="0" w:uiPriority="66" w:semiHidden="0" w:name="Medium List 2 Accent 6"/>
+    <w:lsdException w:unhideWhenUsed="0" w:uiPriority="67" w:semiHidden="0" w:name="Medium Grid 1 Accent 6"/>
+    <w:lsdException w:unhideWhenUsed="0" w:uiPriority="68" w:semiHidden="0" w:name="Medium Grid 2 Accent 6"/>
+    <w:lsdException w:unhideWhenUsed="0" w:uiPriority="69" w:semiHidden="0" w:name="Medium Grid 3 Accent 6"/>
+    <w:lsdException w:unhideWhenUsed="0" w:uiPriority="70" w:semiHidden="0" w:name="Dark List Accent 6"/>
+    <w:lsdException w:unhideWhenUsed="0" w:uiPriority="71" w:semiHidden="0" w:name="Colorful Shading Accent 6"/>
+    <w:lsdException w:unhideWhenUsed="0" w:uiPriority="72" w:semiHidden="0" w:name="Colorful List Accent 6"/>
+    <w:lsdException w:unhideWhenUsed="0" w:uiPriority="73" w:semiHidden="0" w:name="Colorful Grid Accent 6"/>
   </w:latentStyles>
-  <w:style w:type="paragraph" w:default="1" w:styleId="Normal">
+  <w:style w:type="paragraph" w:default="1" w:styleId="1">
     <w:name w:val="Normal"/>
     <w:qFormat/>
+    <w:uiPriority w:val="0"/>
     <w:pPr>
       <w:kinsoku w:val="0"/>
       <w:autoSpaceDE w:val="0"/>
@@ -2921,7 +3012,7 @@
       <w:textAlignment w:val="baseline"/>
     </w:pPr>
     <w:rPr>
-      <w:rFonts w:ascii="Arial" w:eastAsia="宋体" w:hAnsi="Arial" w:cs="Arial"/>
+      <w:rFonts w:ascii="Arial" w:hAnsi="Arial" w:eastAsia="宋体" w:cs="Arial"/>
       <w:snapToGrid w:val="0"/>
       <w:color w:val="000000"/>
       <w:sz w:val="21"/>
@@ -2929,11 +3020,12 @@
       <w:lang w:val="en-US" w:eastAsia="en-US" w:bidi="ar-SA"/>
     </w:rPr>
   </w:style>
-  <w:style w:type="paragraph" w:styleId="Heading1">
+  <w:style w:type="paragraph" w:styleId="2">
     <w:name w:val="heading 1"/>
-    <w:basedOn w:val="Normal"/>
-    <w:next w:val="Normal"/>
-    <w:qFormat/>
+    <w:basedOn w:val="1"/>
+    <w:next w:val="1"/>
+    <w:qFormat/>
+    <w:uiPriority w:val="0"/>
     <w:pPr>
       <w:keepNext/>
       <w:keepLines/>
@@ -2950,12 +3042,13 @@
       <w:sz w:val="44"/>
     </w:rPr>
   </w:style>
-  <w:style w:type="paragraph" w:styleId="Heading2">
+  <w:style w:type="paragraph" w:styleId="3">
     <w:name w:val="heading 2"/>
-    <w:basedOn w:val="Normal"/>
-    <w:next w:val="Normal"/>
+    <w:basedOn w:val="1"/>
+    <w:next w:val="1"/>
     <w:unhideWhenUsed/>
     <w:qFormat/>
+    <w:uiPriority w:val="0"/>
     <w:pPr>
       <w:keepNext/>
       <w:keepLines/>
@@ -2972,13 +3065,14 @@
       <w:sz w:val="32"/>
     </w:rPr>
   </w:style>
-  <w:style w:type="paragraph" w:styleId="Heading3">
+  <w:style w:type="paragraph" w:styleId="4">
     <w:name w:val="heading 3"/>
-    <w:basedOn w:val="Normal"/>
-    <w:next w:val="Normal"/>
+    <w:basedOn w:val="1"/>
+    <w:next w:val="1"/>
     <w:semiHidden/>
     <w:unhideWhenUsed/>
     <w:qFormat/>
+    <w:uiPriority w:val="0"/>
     <w:pPr>
       <w:keepNext/>
       <w:keepLines/>
@@ -2994,12 +3088,13 @@
       <w:sz w:val="32"/>
     </w:rPr>
   </w:style>
-  <w:style w:type="paragraph" w:styleId="Heading4">
+  <w:style w:type="paragraph" w:styleId="5">
     <w:name w:val="heading 4"/>
-    <w:basedOn w:val="Normal"/>
-    <w:next w:val="Normal"/>
+    <w:basedOn w:val="1"/>
+    <w:next w:val="1"/>
     <w:unhideWhenUsed/>
     <w:qFormat/>
+    <w:uiPriority w:val="0"/>
     <w:pPr>
       <w:keepNext/>
       <w:keepLines/>
@@ -3016,13 +3111,14 @@
       <w:sz w:val="28"/>
     </w:rPr>
   </w:style>
-  <w:style w:type="paragraph" w:styleId="Heading5">
+  <w:style w:type="paragraph" w:styleId="6">
     <w:name w:val="heading 5"/>
-    <w:basedOn w:val="Normal"/>
-    <w:next w:val="Normal"/>
+    <w:basedOn w:val="1"/>
+    <w:next w:val="1"/>
     <w:semiHidden/>
     <w:unhideWhenUsed/>
     <w:qFormat/>
+    <w:uiPriority w:val="0"/>
     <w:pPr>
       <w:keepNext/>
       <w:keepLines/>
@@ -3038,13 +3134,14 @@
       <w:sz w:val="28"/>
     </w:rPr>
   </w:style>
-  <w:style w:type="paragraph" w:styleId="Heading6">
+  <w:style w:type="paragraph" w:styleId="7">
     <w:name w:val="heading 6"/>
-    <w:basedOn w:val="Normal"/>
-    <w:next w:val="Normal"/>
+    <w:basedOn w:val="1"/>
+    <w:next w:val="1"/>
     <w:semiHidden/>
     <w:unhideWhenUsed/>
     <w:qFormat/>
+    <w:uiPriority w:val="0"/>
     <w:pPr>
       <w:keepNext/>
       <w:keepLines/>
@@ -3061,13 +3158,14 @@
       <w:sz w:val="24"/>
     </w:rPr>
   </w:style>
-  <w:style w:type="paragraph" w:styleId="Heading7">
+  <w:style w:type="paragraph" w:styleId="8">
     <w:name w:val="heading 7"/>
-    <w:basedOn w:val="Normal"/>
-    <w:next w:val="Normal"/>
+    <w:basedOn w:val="1"/>
+    <w:next w:val="1"/>
     <w:semiHidden/>
     <w:unhideWhenUsed/>
     <w:qFormat/>
+    <w:uiPriority w:val="0"/>
     <w:pPr>
       <w:keepNext/>
       <w:keepLines/>
@@ -3083,13 +3181,14 @@
       <w:sz w:val="24"/>
     </w:rPr>
   </w:style>
-  <w:style w:type="paragraph" w:styleId="Heading8">
+  <w:style w:type="paragraph" w:styleId="9">
     <w:name w:val="heading 8"/>
-    <w:basedOn w:val="Normal"/>
-    <w:next w:val="Normal"/>
+    <w:basedOn w:val="1"/>
+    <w:next w:val="1"/>
     <w:semiHidden/>
     <w:unhideWhenUsed/>
     <w:qFormat/>
+    <w:uiPriority w:val="0"/>
     <w:pPr>
       <w:keepNext/>
       <w:keepLines/>
@@ -3105,13 +3204,14 @@
       <w:sz w:val="24"/>
     </w:rPr>
   </w:style>
-  <w:style w:type="paragraph" w:styleId="Heading9">
+  <w:style w:type="paragraph" w:styleId="10">
     <w:name w:val="heading 9"/>
-    <w:basedOn w:val="Normal"/>
-    <w:next w:val="Normal"/>
+    <w:basedOn w:val="1"/>
+    <w:next w:val="1"/>
     <w:semiHidden/>
     <w:unhideWhenUsed/>
     <w:qFormat/>
+    <w:uiPriority w:val="0"/>
     <w:pPr>
       <w:keepNext/>
       <w:keepLines/>
@@ -3126,18 +3226,18 @@
       <w:rFonts w:eastAsia="黑体"/>
     </w:rPr>
   </w:style>
-  <w:style w:type="character" w:default="1" w:styleId="DefaultParagraphFont">
+  <w:style w:type="character" w:default="1" w:styleId="22">
     <w:name w:val="Default Paragraph Font"/>
-    <w:uiPriority w:val="1"/>
     <w:semiHidden/>
     <w:unhideWhenUsed/>
-  </w:style>
-  <w:style w:type="table" w:default="1" w:styleId="TableNormal">
+    <w:uiPriority w:val="1"/>
+  </w:style>
+  <w:style w:type="table" w:default="1" w:styleId="20">
     <w:name w:val="Normal Table"/>
-    <w:uiPriority w:val="99"/>
     <w:semiHidden/>
     <w:unhideWhenUsed/>
     <w:qFormat/>
+    <w:uiPriority w:val="99"/>
     <w:tblPr>
       <w:tblCellMar>
         <w:top w:w="0" w:type="dxa"/>
@@ -3147,33 +3247,37 @@
       </w:tblCellMar>
     </w:tblPr>
   </w:style>
-  <w:style w:type="paragraph" w:styleId="CommentText">
+  <w:style w:type="paragraph" w:styleId="11">
     <w:name w:val="annotation text"/>
-    <w:basedOn w:val="Normal"/>
-    <w:qFormat/>
-  </w:style>
-  <w:style w:type="paragraph" w:styleId="BodyText">
+    <w:basedOn w:val="1"/>
+    <w:qFormat/>
+    <w:uiPriority w:val="0"/>
+  </w:style>
+  <w:style w:type="paragraph" w:styleId="12">
     <w:name w:val="Body Text"/>
-    <w:basedOn w:val="Normal"/>
+    <w:basedOn w:val="1"/>
     <w:semiHidden/>
     <w:qFormat/>
+    <w:uiPriority w:val="0"/>
     <w:rPr>
       <w:rFonts w:eastAsia="Arial"/>
     </w:rPr>
   </w:style>
-  <w:style w:type="paragraph" w:styleId="TOC3">
+  <w:style w:type="paragraph" w:styleId="13">
     <w:name w:val="toc 3"/>
-    <w:basedOn w:val="Normal"/>
-    <w:next w:val="Normal"/>
-    <w:qFormat/>
+    <w:basedOn w:val="1"/>
+    <w:next w:val="1"/>
+    <w:qFormat/>
+    <w:uiPriority w:val="0"/>
     <w:pPr>
       <w:ind w:left="840" w:leftChars="400"/>
     </w:pPr>
   </w:style>
-  <w:style w:type="paragraph" w:styleId="Footer">
+  <w:style w:type="paragraph" w:styleId="14">
     <w:name w:val="footer"/>
-    <w:basedOn w:val="Normal"/>
-    <w:qFormat/>
+    <w:basedOn w:val="1"/>
+    <w:qFormat/>
+    <w:uiPriority w:val="0"/>
     <w:pPr>
       <w:tabs>
         <w:tab w:val="center" w:pos="4153"/>
@@ -3184,16 +3288,17 @@
       <w:sz w:val="18"/>
     </w:rPr>
   </w:style>
-  <w:style w:type="paragraph" w:styleId="Header">
+  <w:style w:type="paragraph" w:styleId="15">
     <w:name w:val="header"/>
-    <w:basedOn w:val="Normal"/>
-    <w:qFormat/>
+    <w:basedOn w:val="1"/>
+    <w:qFormat/>
+    <w:uiPriority w:val="0"/>
     <w:pPr>
       <w:pBdr>
-        <w:top w:val="nil"/>
-        <w:left w:val="nil"/>
-        <w:bottom w:val="nil"/>
-        <w:right w:val="nil"/>
+        <w:top w:val="none" w:color="auto" w:sz="0" w:space="0"/>
+        <w:left w:val="none" w:color="auto" w:sz="0" w:space="0"/>
+        <w:bottom w:val="none" w:color="auto" w:sz="0" w:space="0"/>
+        <w:right w:val="none" w:color="auto" w:sz="0" w:space="0"/>
       </w:pBdr>
       <w:tabs>
         <w:tab w:val="center" w:pos="4153"/>
@@ -3206,37 +3311,41 @@
       <w:sz w:val="18"/>
     </w:rPr>
   </w:style>
-  <w:style w:type="paragraph" w:styleId="TOC1">
+  <w:style w:type="paragraph" w:styleId="16">
     <w:name w:val="toc 1"/>
-    <w:basedOn w:val="Normal"/>
-    <w:next w:val="Normal"/>
-    <w:qFormat/>
+    <w:basedOn w:val="1"/>
+    <w:next w:val="1"/>
+    <w:qFormat/>
+    <w:uiPriority w:val="0"/>
     <w:rPr>
       <w:rFonts w:eastAsia="Microsoft JhengHei"/>
       <w:sz w:val="24"/>
     </w:rPr>
   </w:style>
-  <w:style w:type="paragraph" w:styleId="TOC2">
+  <w:style w:type="paragraph" w:styleId="17">
     <w:name w:val="toc 2"/>
-    <w:basedOn w:val="Normal"/>
-    <w:next w:val="Normal"/>
-    <w:qFormat/>
+    <w:basedOn w:val="1"/>
+    <w:next w:val="1"/>
+    <w:qFormat/>
+    <w:uiPriority w:val="0"/>
     <w:pPr>
       <w:ind w:left="420" w:leftChars="200"/>
     </w:pPr>
   </w:style>
-  <w:style w:type="paragraph" w:styleId="NormalWeb">
+  <w:style w:type="paragraph" w:styleId="18">
     <w:name w:val="Normal (Web)"/>
-    <w:basedOn w:val="Normal"/>
-    <w:qFormat/>
+    <w:basedOn w:val="1"/>
+    <w:qFormat/>
+    <w:uiPriority w:val="0"/>
     <w:rPr>
       <w:sz w:val="24"/>
     </w:rPr>
   </w:style>
-  <w:style w:type="paragraph" w:styleId="Title">
+  <w:style w:type="paragraph" w:styleId="19">
     <w:name w:val="Title"/>
-    <w:basedOn w:val="Normal"/>
-    <w:qFormat/>
+    <w:basedOn w:val="1"/>
+    <w:qFormat/>
+    <w:uiPriority w:val="0"/>
     <w:pPr>
       <w:spacing w:before="240" w:after="60"/>
       <w:jc w:val="center"/>
@@ -3247,68 +3356,73 @@
       <w:sz w:val="32"/>
     </w:rPr>
   </w:style>
-  <w:style w:type="table" w:styleId="TableGrid">
+  <w:style w:type="table" w:styleId="21">
     <w:name w:val="Table Grid"/>
-    <w:basedOn w:val="TableNormal"/>
-    <w:qFormat/>
+    <w:basedOn w:val="20"/>
+    <w:qFormat/>
+    <w:uiPriority w:val="0"/>
     <w:pPr>
       <w:widowControl w:val="0"/>
       <w:jc w:val="both"/>
     </w:pPr>
     <w:tblPr>
       <w:tblBorders>
-        <w:top w:val="single" w:sz="4" w:space="0" w:color="auto"/>
-        <w:left w:val="single" w:sz="4" w:space="0" w:color="auto"/>
-        <w:bottom w:val="single" w:sz="4" w:space="0" w:color="auto"/>
-        <w:right w:val="single" w:sz="4" w:space="0" w:color="auto"/>
-        <w:insideH w:val="single" w:sz="4" w:space="0" w:color="auto"/>
-        <w:insideV w:val="single" w:sz="4" w:space="0" w:color="auto"/>
+        <w:top w:val="single" w:color="auto" w:sz="4" w:space="0"/>
+        <w:left w:val="single" w:color="auto" w:sz="4" w:space="0"/>
+        <w:bottom w:val="single" w:color="auto" w:sz="4" w:space="0"/>
+        <w:right w:val="single" w:color="auto" w:sz="4" w:space="0"/>
+        <w:insideH w:val="single" w:color="auto" w:sz="4" w:space="0"/>
+        <w:insideV w:val="single" w:color="auto" w:sz="4" w:space="0"/>
       </w:tblBorders>
     </w:tblPr>
   </w:style>
-  <w:style w:type="character" w:styleId="Strong">
+  <w:style w:type="character" w:styleId="23">
     <w:name w:val="Strong"/>
-    <w:basedOn w:val="DefaultParagraphFont"/>
-    <w:qFormat/>
+    <w:basedOn w:val="22"/>
+    <w:qFormat/>
+    <w:uiPriority w:val="0"/>
     <w:rPr>
       <w:b/>
     </w:rPr>
   </w:style>
-  <w:style w:type="paragraph" w:customStyle="1" w:styleId="a">
+  <w:style w:type="paragraph" w:customStyle="1" w:styleId="24">
     <w:name w:val="柴_公司名"/>
-    <w:basedOn w:val="Title"/>
-    <w:qFormat/>
+    <w:basedOn w:val="19"/>
+    <w:qFormat/>
+    <w:uiPriority w:val="0"/>
     <w:pPr>
       <w:spacing w:after="600" w:afterLines="600"/>
     </w:pPr>
     <w:rPr>
-      <w:rFonts w:ascii="宋体" w:hAnsi="宋体" w:cs="宋体" w:hint="eastAsia"/>
+      <w:rFonts w:hint="eastAsia" w:ascii="宋体" w:hAnsi="宋体" w:cs="宋体"/>
       <w:bCs/>
       <w:spacing w:val="-6"/>
       <w:sz w:val="52"/>
       <w:szCs w:val="52"/>
     </w:rPr>
   </w:style>
-  <w:style w:type="paragraph" w:customStyle="1" w:styleId="a0">
+  <w:style w:type="paragraph" w:customStyle="1" w:styleId="25">
     <w:name w:val="柴_文档名"/>
-    <w:basedOn w:val="Title"/>
-    <w:qFormat/>
+    <w:basedOn w:val="19"/>
+    <w:qFormat/>
+    <w:uiPriority w:val="0"/>
     <w:pPr>
       <w:spacing w:after="900" w:afterLines="900"/>
     </w:pPr>
     <w:rPr>
-      <w:rFonts w:ascii="黑体" w:eastAsia="黑体" w:hAnsi="黑体" w:cs="黑体"/>
+      <w:rFonts w:ascii="黑体" w:hAnsi="黑体" w:eastAsia="黑体" w:cs="黑体"/>
       <w:bCs/>
       <w:spacing w:val="-7"/>
       <w:sz w:val="52"/>
       <w:szCs w:val="52"/>
     </w:rPr>
   </w:style>
-  <w:style w:type="table" w:customStyle="1" w:styleId="TableNormal0">
+  <w:style w:type="table" w:customStyle="1" w:styleId="26">
     <w:name w:val="Table Normal_0"/>
     <w:semiHidden/>
     <w:unhideWhenUsed/>
     <w:qFormat/>
+    <w:uiPriority w:val="0"/>
     <w:tblPr>
       <w:tblCellMar>
         <w:top w:w="0" w:type="dxa"/>
@@ -3318,21 +3432,23 @@
       </w:tblCellMar>
     </w:tblPr>
   </w:style>
-  <w:style w:type="paragraph" w:customStyle="1" w:styleId="TableText">
+  <w:style w:type="paragraph" w:customStyle="1" w:styleId="27">
     <w:name w:val="Table Text"/>
-    <w:basedOn w:val="Normal"/>
+    <w:basedOn w:val="1"/>
     <w:semiHidden/>
     <w:qFormat/>
+    <w:uiPriority w:val="0"/>
     <w:rPr>
       <w:rFonts w:ascii="宋体" w:hAnsi="宋体" w:cs="宋体"/>
     </w:rPr>
   </w:style>
-  <w:style w:type="paragraph" w:customStyle="1" w:styleId="1">
+  <w:style w:type="paragraph" w:customStyle="1" w:styleId="28">
     <w:name w:val="柴_标题1"/>
-    <w:basedOn w:val="Heading1"/>
-    <w:next w:val="a1"/>
-    <w:link w:val="1Char"/>
-    <w:qFormat/>
+    <w:basedOn w:val="2"/>
+    <w:next w:val="29"/>
+    <w:link w:val="38"/>
+    <w:qFormat/>
+    <w:uiPriority w:val="0"/>
     <w:pPr>
       <w:spacing w:before="100" w:after="90" w:line="360" w:lineRule="auto"/>
     </w:pPr>
@@ -3340,11 +3456,12 @@
       <w:sz w:val="32"/>
     </w:rPr>
   </w:style>
-  <w:style w:type="paragraph" w:customStyle="1" w:styleId="a1">
+  <w:style w:type="paragraph" w:customStyle="1" w:styleId="29">
     <w:name w:val="柴_正文"/>
-    <w:basedOn w:val="BodyText"/>
-    <w:link w:val="Char"/>
-    <w:qFormat/>
+    <w:basedOn w:val="12"/>
+    <w:link w:val="43"/>
+    <w:qFormat/>
+    <w:uiPriority w:val="0"/>
     <w:pPr>
       <w:ind w:firstLine="470" w:firstLineChars="200"/>
     </w:pPr>
@@ -3354,11 +3471,12 @@
       <w:lang w:eastAsia="zh-CN"/>
     </w:rPr>
   </w:style>
-  <w:style w:type="paragraph" w:customStyle="1" w:styleId="2">
+  <w:style w:type="paragraph" w:customStyle="1" w:styleId="30">
     <w:name w:val="柴_标题2"/>
-    <w:basedOn w:val="Heading2"/>
-    <w:next w:val="a1"/>
-    <w:qFormat/>
+    <w:basedOn w:val="3"/>
+    <w:next w:val="29"/>
+    <w:qFormat/>
+    <w:uiPriority w:val="0"/>
     <w:pPr>
       <w:spacing w:line="360" w:lineRule="auto"/>
     </w:pPr>
@@ -3367,12 +3485,13 @@
       <w:sz w:val="28"/>
     </w:rPr>
   </w:style>
-  <w:style w:type="paragraph" w:customStyle="1" w:styleId="3">
+  <w:style w:type="paragraph" w:customStyle="1" w:styleId="31">
     <w:name w:val="柴_标题3"/>
-    <w:basedOn w:val="Heading3"/>
-    <w:next w:val="a1"/>
-    <w:link w:val="3Char"/>
-    <w:qFormat/>
+    <w:basedOn w:val="4"/>
+    <w:next w:val="29"/>
+    <w:link w:val="39"/>
+    <w:qFormat/>
+    <w:uiPriority w:val="0"/>
     <w:pPr>
       <w:spacing w:line="360" w:lineRule="auto"/>
       <w:ind w:left="0" w:firstLine="472" w:firstLineChars="200"/>
@@ -3384,11 +3503,12 @@
       <w:szCs w:val="24"/>
     </w:rPr>
   </w:style>
-  <w:style w:type="paragraph" w:customStyle="1" w:styleId="a2">
+  <w:style w:type="paragraph" w:customStyle="1" w:styleId="32">
     <w:name w:val="柴_目录"/>
-    <w:basedOn w:val="Normal"/>
-    <w:next w:val="BodyText"/>
-    <w:qFormat/>
+    <w:basedOn w:val="1"/>
+    <w:next w:val="12"/>
+    <w:qFormat/>
+    <w:uiPriority w:val="0"/>
     <w:pPr>
       <w:tabs>
         <w:tab w:val="right" w:leader="dot" w:pos="8442"/>
@@ -3399,49 +3519,54 @@
       <w:sz w:val="24"/>
     </w:rPr>
   </w:style>
-  <w:style w:type="paragraph" w:customStyle="1" w:styleId="WPSOffice1">
+  <w:style w:type="paragraph" w:customStyle="1" w:styleId="33">
     <w:name w:val="WPSOffice手动目录 1"/>
     <w:qFormat/>
+    <w:uiPriority w:val="0"/>
     <w:rPr>
-      <w:rFonts w:ascii="Times New Roman" w:eastAsia="宋体" w:hAnsi="Times New Roman" w:cs="Times New Roman"/>
+      <w:rFonts w:ascii="Times New Roman" w:hAnsi="Times New Roman" w:eastAsia="宋体" w:cs="Times New Roman"/>
       <w:lang w:val="en-US" w:eastAsia="zh-CN" w:bidi="ar-SA"/>
     </w:rPr>
   </w:style>
-  <w:style w:type="paragraph" w:customStyle="1" w:styleId="WPSOffice2">
+  <w:style w:type="paragraph" w:customStyle="1" w:styleId="34">
     <w:name w:val="WPSOffice手动目录 2"/>
     <w:qFormat/>
+    <w:uiPriority w:val="0"/>
     <w:pPr>
       <w:ind w:left="200" w:leftChars="200"/>
     </w:pPr>
     <w:rPr>
-      <w:rFonts w:ascii="Times New Roman" w:eastAsia="宋体" w:hAnsi="Times New Roman" w:cs="Times New Roman"/>
+      <w:rFonts w:ascii="Times New Roman" w:hAnsi="Times New Roman" w:eastAsia="宋体" w:cs="Times New Roman"/>
       <w:lang w:val="en-US" w:eastAsia="zh-CN" w:bidi="ar-SA"/>
     </w:rPr>
   </w:style>
-  <w:style w:type="paragraph" w:customStyle="1" w:styleId="WPSOffice3">
+  <w:style w:type="paragraph" w:customStyle="1" w:styleId="35">
     <w:name w:val="WPSOffice手动目录 3"/>
     <w:qFormat/>
+    <w:uiPriority w:val="0"/>
     <w:pPr>
       <w:ind w:left="400" w:leftChars="400"/>
     </w:pPr>
     <w:rPr>
-      <w:rFonts w:ascii="Times New Roman" w:eastAsia="宋体" w:hAnsi="Times New Roman" w:cs="Times New Roman"/>
+      <w:rFonts w:ascii="Times New Roman" w:hAnsi="Times New Roman" w:eastAsia="宋体" w:cs="Times New Roman"/>
       <w:lang w:val="en-US" w:eastAsia="zh-CN" w:bidi="ar-SA"/>
     </w:rPr>
   </w:style>
-  <w:style w:type="paragraph" w:customStyle="1" w:styleId="Compact">
+  <w:style w:type="paragraph" w:customStyle="1" w:styleId="36">
     <w:name w:val="Compact"/>
-    <w:basedOn w:val="BodyText"/>
-    <w:qFormat/>
+    <w:basedOn w:val="12"/>
+    <w:qFormat/>
+    <w:uiPriority w:val="0"/>
     <w:pPr>
       <w:spacing w:before="36" w:after="36"/>
     </w:pPr>
   </w:style>
-  <w:style w:type="table" w:customStyle="1" w:styleId="Table">
+  <w:style w:type="table" w:customStyle="1" w:styleId="37">
     <w:name w:val="Table"/>
     <w:semiHidden/>
     <w:unhideWhenUsed/>
     <w:qFormat/>
+    <w:uiPriority w:val="0"/>
     <w:tblPr>
       <w:tblCellMar>
         <w:top w:w="0" w:type="dxa"/>
@@ -3453,37 +3578,40 @@
     <w:tblStylePr w:type="firstRow">
       <w:tcPr>
         <w:tcBorders>
-          <w:bottom w:val="single" w:sz="0" w:space="0" w:color="auto"/>
+          <w:bottom w:val="single" w:color="auto" w:sz="0" w:space="0"/>
         </w:tcBorders>
         <w:vAlign w:val="bottom"/>
       </w:tcPr>
     </w:tblStylePr>
   </w:style>
-  <w:style w:type="character" w:customStyle="1" w:styleId="1Char">
+  <w:style w:type="character" w:customStyle="1" w:styleId="38">
     <w:name w:val="柴_标题1 Char"/>
-    <w:link w:val="1"/>
-    <w:qFormat/>
+    <w:link w:val="28"/>
+    <w:qFormat/>
+    <w:uiPriority w:val="0"/>
     <w:rPr>
-      <w:rFonts w:ascii="Arial" w:eastAsia="宋体" w:hAnsi="Arial"/>
+      <w:rFonts w:ascii="Arial" w:hAnsi="Arial" w:eastAsia="宋体"/>
       <w:sz w:val="32"/>
     </w:rPr>
   </w:style>
-  <w:style w:type="character" w:customStyle="1" w:styleId="3Char">
+  <w:style w:type="character" w:customStyle="1" w:styleId="39">
     <w:name w:val="柴_标题3 Char"/>
-    <w:link w:val="3"/>
-    <w:qFormat/>
+    <w:link w:val="31"/>
+    <w:qFormat/>
+    <w:uiPriority w:val="0"/>
     <w:rPr>
-      <w:rFonts w:ascii="宋体" w:eastAsia="宋体" w:hAnsi="宋体" w:cs="宋体"/>
+      <w:rFonts w:ascii="宋体" w:hAnsi="宋体" w:eastAsia="宋体" w:cs="宋体"/>
       <w:spacing w:val="-2"/>
       <w:sz w:val="24"/>
       <w:szCs w:val="24"/>
     </w:rPr>
   </w:style>
-  <w:style w:type="table" w:customStyle="1" w:styleId="TableNormal1">
+  <w:style w:type="table" w:customStyle="1" w:styleId="40">
     <w:name w:val="Table Normal_1"/>
     <w:semiHidden/>
     <w:unhideWhenUsed/>
     <w:qFormat/>
+    <w:uiPriority w:val="0"/>
     <w:tblPr>
       <w:tblCellMar>
         <w:top w:w="0" w:type="dxa"/>
@@ -3493,38 +3621,41 @@
       </w:tblCellMar>
     </w:tblPr>
   </w:style>
-  <w:style w:type="paragraph" w:customStyle="1" w:styleId="a3">
+  <w:style w:type="paragraph" w:customStyle="1" w:styleId="41">
     <w:name w:val="柴_正文_无缩进"/>
-    <w:basedOn w:val="Normal"/>
-    <w:qFormat/>
+    <w:basedOn w:val="1"/>
+    <w:qFormat/>
+    <w:uiPriority w:val="0"/>
     <w:rPr>
       <w:sz w:val="24"/>
       <w:lang w:eastAsia="zh-CN"/>
     </w:rPr>
   </w:style>
-  <w:style w:type="paragraph" w:customStyle="1" w:styleId="4">
+  <w:style w:type="paragraph" w:customStyle="1" w:styleId="42">
     <w:name w:val="柴_标题4"/>
-    <w:basedOn w:val="Heading4"/>
-    <w:next w:val="Normal"/>
-    <w:qFormat/>
+    <w:basedOn w:val="5"/>
+    <w:next w:val="1"/>
+    <w:qFormat/>
+    <w:uiPriority w:val="0"/>
     <w:pPr>
       <w:widowControl w:val="0"/>
       <w:spacing w:before="160" w:line="360" w:lineRule="auto"/>
-      <w:ind w:left="981" w:hanging="862" w:leftChars="300"/>
+      <w:ind w:left="981" w:leftChars="300" w:hanging="862"/>
     </w:pPr>
     <w:rPr>
-      <w:rFonts w:ascii="Calibri" w:eastAsia="宋体" w:hAnsi="Calibri" w:cs="宋体" w:hint="eastAsia"/>
+      <w:rFonts w:hint="eastAsia" w:ascii="Calibri" w:hAnsi="Calibri" w:eastAsia="宋体" w:cs="宋体"/>
       <w:sz w:val="24"/>
       <w:szCs w:val="24"/>
       <w:lang w:eastAsia="zh-CN" w:bidi="zh-CN"/>
     </w:rPr>
   </w:style>
-  <w:style w:type="character" w:customStyle="1" w:styleId="Char">
+  <w:style w:type="character" w:customStyle="1" w:styleId="43">
     <w:name w:val="柴_正文 Char"/>
-    <w:link w:val="a1"/>
-    <w:qFormat/>
+    <w:link w:val="29"/>
+    <w:qFormat/>
+    <w:uiPriority w:val="0"/>
     <w:rPr>
-      <w:rFonts w:ascii="Arial" w:eastAsia="宋体" w:hAnsi="Arial"/>
+      <w:rFonts w:ascii="Arial" w:hAnsi="Arial" w:eastAsia="宋体"/>
       <w:sz w:val="24"/>
       <w:lang w:eastAsia="zh-CN"/>
     </w:rPr>
